--- a/deliverables/SPRINT_V4-V9/_shared/NEW_V4-V9_SPRINT_PACKAGE_QA_SUMMARY.docx
+++ b/deliverables/SPRINT_V4-V9/_shared/NEW_V4-V9_SPRINT_PACKAGE_QA_SUMMARY.docx
@@ -68,7 +68,7 @@
         <w:rPr>
           <w:sz w:val="21"/>
         </w:rPr>
-        <w:t>Sunday, September 13, 2026 | 8:00 PM CT</w:t>
+        <w:t>Sunday, September 13, 2026 | 8:44 PM CT</w:t>
       </w:r>
     </w:p>
     <w:p>
@@ -87,7 +87,7 @@
         <w:rPr>
           <w:sz w:val="21"/>
         </w:rPr>
-        <w:t>233</w:t>
+        <w:t>239</w:t>
       </w:r>
     </w:p>
     <w:p>
@@ -106,7 +106,7 @@
         <w:rPr>
           <w:sz w:val="21"/>
         </w:rPr>
-        <w:t>233</w:t>
+        <w:t>239</w:t>
       </w:r>
     </w:p>
     <w:p>
@@ -127,6 +127,608 @@
         </w:rPr>
         <w:t>0</w:t>
       </w:r>
+    </w:p>
+    <w:p>
+      <w:pPr>
+        <w:spacing w:before="200" w:after="200"/>
+        <w:ind w:left="216"/>
+        <w:pBdr>
+          <w:left w:val="single" w:sz="18" w:color="9B2C10" w:space="8"/>
+        </w:pBdr>
+        <w:keepNext w:val="1"/>
+        <w:keepLines w:val="1"/>
+      </w:pPr>
+      <w:r>
+        <w:rPr>
+          <w:b/>
+          <w:color w:val="9B2C10"/>
+          <w:sz w:val="21"/>
+        </w:rPr>
+        <w:t>NEW V6, NEW V8 and NEW V9 were rebuilt for the source-language correction. NEW V4, NEW V5 and NEW V7 were not: their packages and archives are byte-identical to the accepted build, verified against their sidecar checksums. Those three were re-checked where they stand, so the QA report inside each of them reflects the check set at its own build time and this summary is the authoritative current result for all six.</w:t>
+      </w:r>
+    </w:p>
+    <w:tbl>
+      <w:tblPr>
+        <w:tblW w:type="auto" w:w="0"/>
+        <w:jc w:val="left"/>
+        <w:tblBorders>
+          <w:top w:val="single" w:sz="4" w:space="0" w:color="C9BFA8"/>
+          <w:left w:val="single" w:sz="4" w:space="0" w:color="C9BFA8"/>
+          <w:bottom w:val="single" w:sz="4" w:space="0" w:color="C9BFA8"/>
+          <w:right w:val="single" w:sz="4" w:space="0" w:color="C9BFA8"/>
+          <w:insideH w:val="single" w:sz="4" w:space="0" w:color="C9BFA8"/>
+          <w:insideV w:val="single" w:sz="4" w:space="0" w:color="C9BFA8"/>
+        </w:tblBorders>
+        <w:tblLayout w:type="fixed"/>
+        <w:tblLook w:firstColumn="1" w:firstRow="1" w:lastColumn="0" w:lastRow="0" w:noHBand="0" w:noVBand="1" w:val="04A0"/>
+      </w:tblPr>
+      <w:tblGrid>
+        <w:gridCol w:w="2412"/>
+        <w:gridCol w:w="2412"/>
+        <w:gridCol w:w="2412"/>
+        <w:gridCol w:w="2412"/>
+      </w:tblGrid>
+      <w:tr>
+        <w:trPr>
+          <w:tblHeader w:val="true"/>
+        </w:trPr>
+        <w:tc>
+          <w:tcPr>
+            <w:tcW w:type="dxa" w:w="1296"/>
+            <w:shd w:val="clear" w:color="auto" w:fill="F3EFE6"/>
+          </w:tcPr>
+          <w:p>
+            <w:pPr>
+              <w:spacing w:before="60" w:after="60" w:line="264" w:lineRule="auto"/>
+            </w:pPr>
+            <w:r/>
+            <w:r>
+              <w:rPr>
+                <w:b/>
+                <w:i w:val="0"/>
+                <w:color w:val="112345"/>
+                <w:sz w:val="17"/>
+              </w:rPr>
+            </w:r>
+          </w:p>
+        </w:tc>
+        <w:tc>
+          <w:tcPr>
+            <w:tcW w:type="dxa" w:w="4032"/>
+            <w:shd w:val="clear" w:color="auto" w:fill="F3EFE6"/>
+          </w:tcPr>
+          <w:p>
+            <w:pPr>
+              <w:spacing w:before="60" w:after="60" w:line="264" w:lineRule="auto"/>
+            </w:pPr>
+            <w:r/>
+            <w:r>
+              <w:rPr>
+                <w:b/>
+                <w:i w:val="0"/>
+                <w:color w:val="112345"/>
+                <w:sz w:val="17"/>
+              </w:rPr>
+              <w:t>PACKAGE</w:t>
+            </w:r>
+          </w:p>
+        </w:tc>
+        <w:tc>
+          <w:tcPr>
+            <w:tcW w:type="dxa" w:w="1152"/>
+            <w:shd w:val="clear" w:color="auto" w:fill="F3EFE6"/>
+          </w:tcPr>
+          <w:p>
+            <w:pPr>
+              <w:spacing w:before="60" w:after="60" w:line="264" w:lineRule="auto"/>
+            </w:pPr>
+            <w:r/>
+            <w:r>
+              <w:rPr>
+                <w:b/>
+                <w:i w:val="0"/>
+                <w:color w:val="112345"/>
+                <w:sz w:val="17"/>
+              </w:rPr>
+              <w:t>CHECKS</w:t>
+            </w:r>
+          </w:p>
+        </w:tc>
+        <w:tc>
+          <w:tcPr>
+            <w:tcW w:type="dxa" w:w="3168"/>
+            <w:shd w:val="clear" w:color="auto" w:fill="F3EFE6"/>
+          </w:tcPr>
+          <w:p>
+            <w:pPr>
+              <w:spacing w:before="60" w:after="60" w:line="264" w:lineRule="auto"/>
+            </w:pPr>
+            <w:r/>
+            <w:r>
+              <w:rPr>
+                <w:b/>
+                <w:i w:val="0"/>
+                <w:color w:val="112345"/>
+                <w:sz w:val="17"/>
+              </w:rPr>
+              <w:t>RESULT</w:t>
+            </w:r>
+          </w:p>
+        </w:tc>
+      </w:tr>
+      <w:tr>
+        <w:tc>
+          <w:tcPr>
+            <w:tcW w:type="dxa" w:w="1296"/>
+          </w:tcPr>
+          <w:p>
+            <w:pPr>
+              <w:spacing w:before="60" w:after="60" w:line="264" w:lineRule="auto"/>
+            </w:pPr>
+            <w:r/>
+            <w:r>
+              <w:rPr>
+                <w:b w:val="0"/>
+                <w:i w:val="0"/>
+                <w:sz w:val="17"/>
+              </w:rPr>
+              <w:t>NEW V4</w:t>
+            </w:r>
+          </w:p>
+        </w:tc>
+        <w:tc>
+          <w:tcPr>
+            <w:tcW w:type="dxa" w:w="4032"/>
+          </w:tcPr>
+          <w:p>
+            <w:pPr>
+              <w:spacing w:before="60" w:after="60" w:line="264" w:lineRule="auto"/>
+            </w:pPr>
+            <w:r/>
+            <w:r>
+              <w:rPr>
+                <w:b w:val="0"/>
+                <w:i w:val="0"/>
+                <w:sz w:val="17"/>
+              </w:rPr>
+              <w:t>unchanged, re-checked in place</w:t>
+            </w:r>
+          </w:p>
+        </w:tc>
+        <w:tc>
+          <w:tcPr>
+            <w:tcW w:type="dxa" w:w="1152"/>
+          </w:tcPr>
+          <w:p>
+            <w:pPr>
+              <w:spacing w:before="60" w:after="60" w:line="264" w:lineRule="auto"/>
+            </w:pPr>
+            <w:r/>
+            <w:r>
+              <w:rPr>
+                <w:b w:val="0"/>
+                <w:i w:val="0"/>
+                <w:sz w:val="17"/>
+              </w:rPr>
+              <w:t>39</w:t>
+            </w:r>
+          </w:p>
+        </w:tc>
+        <w:tc>
+          <w:tcPr>
+            <w:tcW w:type="dxa" w:w="3168"/>
+          </w:tcPr>
+          <w:p>
+            <w:pPr>
+              <w:spacing w:before="60" w:after="60" w:line="264" w:lineRule="auto"/>
+            </w:pPr>
+            <w:r/>
+            <w:r>
+              <w:rPr>
+                <w:b w:val="0"/>
+                <w:i w:val="0"/>
+                <w:sz w:val="17"/>
+              </w:rPr>
+              <w:t>39 pass, 0 fail</w:t>
+            </w:r>
+          </w:p>
+        </w:tc>
+      </w:tr>
+      <w:tr>
+        <w:tc>
+          <w:tcPr>
+            <w:tcW w:type="dxa" w:w="1296"/>
+          </w:tcPr>
+          <w:p>
+            <w:pPr>
+              <w:spacing w:before="60" w:after="60" w:line="264" w:lineRule="auto"/>
+            </w:pPr>
+            <w:r/>
+            <w:r>
+              <w:rPr>
+                <w:b w:val="0"/>
+                <w:i w:val="0"/>
+                <w:sz w:val="17"/>
+              </w:rPr>
+              <w:t>NEW V5</w:t>
+            </w:r>
+          </w:p>
+        </w:tc>
+        <w:tc>
+          <w:tcPr>
+            <w:tcW w:type="dxa" w:w="4032"/>
+          </w:tcPr>
+          <w:p>
+            <w:pPr>
+              <w:spacing w:before="60" w:after="60" w:line="264" w:lineRule="auto"/>
+            </w:pPr>
+            <w:r/>
+            <w:r>
+              <w:rPr>
+                <w:b w:val="0"/>
+                <w:i w:val="0"/>
+                <w:sz w:val="17"/>
+              </w:rPr>
+              <w:t>unchanged, re-checked in place</w:t>
+            </w:r>
+          </w:p>
+        </w:tc>
+        <w:tc>
+          <w:tcPr>
+            <w:tcW w:type="dxa" w:w="1152"/>
+          </w:tcPr>
+          <w:p>
+            <w:pPr>
+              <w:spacing w:before="60" w:after="60" w:line="264" w:lineRule="auto"/>
+            </w:pPr>
+            <w:r/>
+            <w:r>
+              <w:rPr>
+                <w:b w:val="0"/>
+                <w:i w:val="0"/>
+                <w:sz w:val="17"/>
+              </w:rPr>
+              <w:t>39</w:t>
+            </w:r>
+          </w:p>
+        </w:tc>
+        <w:tc>
+          <w:tcPr>
+            <w:tcW w:type="dxa" w:w="3168"/>
+          </w:tcPr>
+          <w:p>
+            <w:pPr>
+              <w:spacing w:before="60" w:after="60" w:line="264" w:lineRule="auto"/>
+            </w:pPr>
+            <w:r/>
+            <w:r>
+              <w:rPr>
+                <w:b w:val="0"/>
+                <w:i w:val="0"/>
+                <w:sz w:val="17"/>
+              </w:rPr>
+              <w:t>39 pass, 0 fail</w:t>
+            </w:r>
+          </w:p>
+        </w:tc>
+      </w:tr>
+      <w:tr>
+        <w:tc>
+          <w:tcPr>
+            <w:tcW w:type="dxa" w:w="1296"/>
+          </w:tcPr>
+          <w:p>
+            <w:pPr>
+              <w:spacing w:before="60" w:after="60" w:line="264" w:lineRule="auto"/>
+            </w:pPr>
+            <w:r/>
+            <w:r>
+              <w:rPr>
+                <w:b w:val="0"/>
+                <w:i w:val="0"/>
+                <w:sz w:val="17"/>
+              </w:rPr>
+              <w:t>NEW V6</w:t>
+            </w:r>
+          </w:p>
+        </w:tc>
+        <w:tc>
+          <w:tcPr>
+            <w:tcW w:type="dxa" w:w="4032"/>
+          </w:tcPr>
+          <w:p>
+            <w:pPr>
+              <w:spacing w:before="60" w:after="60" w:line="264" w:lineRule="auto"/>
+            </w:pPr>
+            <w:r/>
+            <w:r>
+              <w:rPr>
+                <w:b w:val="0"/>
+                <w:i w:val="0"/>
+                <w:sz w:val="17"/>
+              </w:rPr>
+              <w:t>rebuilt</w:t>
+            </w:r>
+          </w:p>
+        </w:tc>
+        <w:tc>
+          <w:tcPr>
+            <w:tcW w:type="dxa" w:w="1152"/>
+          </w:tcPr>
+          <w:p>
+            <w:pPr>
+              <w:spacing w:before="60" w:after="60" w:line="264" w:lineRule="auto"/>
+            </w:pPr>
+            <w:r/>
+            <w:r>
+              <w:rPr>
+                <w:b w:val="0"/>
+                <w:i w:val="0"/>
+                <w:sz w:val="17"/>
+              </w:rPr>
+              <w:t>42</w:t>
+            </w:r>
+          </w:p>
+        </w:tc>
+        <w:tc>
+          <w:tcPr>
+            <w:tcW w:type="dxa" w:w="3168"/>
+          </w:tcPr>
+          <w:p>
+            <w:pPr>
+              <w:spacing w:before="60" w:after="60" w:line="264" w:lineRule="auto"/>
+            </w:pPr>
+            <w:r/>
+            <w:r>
+              <w:rPr>
+                <w:b w:val="0"/>
+                <w:i w:val="0"/>
+                <w:sz w:val="17"/>
+              </w:rPr>
+              <w:t>42 pass, 0 fail</w:t>
+            </w:r>
+          </w:p>
+        </w:tc>
+      </w:tr>
+      <w:tr>
+        <w:tc>
+          <w:tcPr>
+            <w:tcW w:type="dxa" w:w="1296"/>
+          </w:tcPr>
+          <w:p>
+            <w:pPr>
+              <w:spacing w:before="60" w:after="60" w:line="264" w:lineRule="auto"/>
+            </w:pPr>
+            <w:r/>
+            <w:r>
+              <w:rPr>
+                <w:b w:val="0"/>
+                <w:i w:val="0"/>
+                <w:sz w:val="17"/>
+              </w:rPr>
+              <w:t>NEW V7</w:t>
+            </w:r>
+          </w:p>
+        </w:tc>
+        <w:tc>
+          <w:tcPr>
+            <w:tcW w:type="dxa" w:w="4032"/>
+          </w:tcPr>
+          <w:p>
+            <w:pPr>
+              <w:spacing w:before="60" w:after="60" w:line="264" w:lineRule="auto"/>
+            </w:pPr>
+            <w:r/>
+            <w:r>
+              <w:rPr>
+                <w:b w:val="0"/>
+                <w:i w:val="0"/>
+                <w:sz w:val="17"/>
+              </w:rPr>
+              <w:t>unchanged, re-checked in place</w:t>
+            </w:r>
+          </w:p>
+        </w:tc>
+        <w:tc>
+          <w:tcPr>
+            <w:tcW w:type="dxa" w:w="1152"/>
+          </w:tcPr>
+          <w:p>
+            <w:pPr>
+              <w:spacing w:before="60" w:after="60" w:line="264" w:lineRule="auto"/>
+            </w:pPr>
+            <w:r/>
+            <w:r>
+              <w:rPr>
+                <w:b w:val="0"/>
+                <w:i w:val="0"/>
+                <w:sz w:val="17"/>
+              </w:rPr>
+              <w:t>39</w:t>
+            </w:r>
+          </w:p>
+        </w:tc>
+        <w:tc>
+          <w:tcPr>
+            <w:tcW w:type="dxa" w:w="3168"/>
+          </w:tcPr>
+          <w:p>
+            <w:pPr>
+              <w:spacing w:before="60" w:after="60" w:line="264" w:lineRule="auto"/>
+            </w:pPr>
+            <w:r/>
+            <w:r>
+              <w:rPr>
+                <w:b w:val="0"/>
+                <w:i w:val="0"/>
+                <w:sz w:val="17"/>
+              </w:rPr>
+              <w:t>39 pass, 0 fail</w:t>
+            </w:r>
+          </w:p>
+        </w:tc>
+      </w:tr>
+      <w:tr>
+        <w:tc>
+          <w:tcPr>
+            <w:tcW w:type="dxa" w:w="1296"/>
+          </w:tcPr>
+          <w:p>
+            <w:pPr>
+              <w:spacing w:before="60" w:after="60" w:line="264" w:lineRule="auto"/>
+            </w:pPr>
+            <w:r/>
+            <w:r>
+              <w:rPr>
+                <w:b w:val="0"/>
+                <w:i w:val="0"/>
+                <w:sz w:val="17"/>
+              </w:rPr>
+              <w:t>NEW V8</w:t>
+            </w:r>
+          </w:p>
+        </w:tc>
+        <w:tc>
+          <w:tcPr>
+            <w:tcW w:type="dxa" w:w="4032"/>
+          </w:tcPr>
+          <w:p>
+            <w:pPr>
+              <w:spacing w:before="60" w:after="60" w:line="264" w:lineRule="auto"/>
+            </w:pPr>
+            <w:r/>
+            <w:r>
+              <w:rPr>
+                <w:b w:val="0"/>
+                <w:i w:val="0"/>
+                <w:sz w:val="17"/>
+              </w:rPr>
+              <w:t>rebuilt</w:t>
+            </w:r>
+          </w:p>
+        </w:tc>
+        <w:tc>
+          <w:tcPr>
+            <w:tcW w:type="dxa" w:w="1152"/>
+          </w:tcPr>
+          <w:p>
+            <w:pPr>
+              <w:spacing w:before="60" w:after="60" w:line="264" w:lineRule="auto"/>
+            </w:pPr>
+            <w:r/>
+            <w:r>
+              <w:rPr>
+                <w:b w:val="0"/>
+                <w:i w:val="0"/>
+                <w:sz w:val="17"/>
+              </w:rPr>
+              <w:t>40</w:t>
+            </w:r>
+          </w:p>
+        </w:tc>
+        <w:tc>
+          <w:tcPr>
+            <w:tcW w:type="dxa" w:w="3168"/>
+          </w:tcPr>
+          <w:p>
+            <w:pPr>
+              <w:spacing w:before="60" w:after="60" w:line="264" w:lineRule="auto"/>
+            </w:pPr>
+            <w:r/>
+            <w:r>
+              <w:rPr>
+                <w:b w:val="0"/>
+                <w:i w:val="0"/>
+                <w:sz w:val="17"/>
+              </w:rPr>
+              <w:t>40 pass, 0 fail</w:t>
+            </w:r>
+          </w:p>
+        </w:tc>
+      </w:tr>
+      <w:tr>
+        <w:tc>
+          <w:tcPr>
+            <w:tcW w:type="dxa" w:w="1296"/>
+          </w:tcPr>
+          <w:p>
+            <w:pPr>
+              <w:spacing w:before="60" w:after="60" w:line="264" w:lineRule="auto"/>
+            </w:pPr>
+            <w:r/>
+            <w:r>
+              <w:rPr>
+                <w:b w:val="0"/>
+                <w:i w:val="0"/>
+                <w:sz w:val="17"/>
+              </w:rPr>
+              <w:t>NEW V9</w:t>
+            </w:r>
+          </w:p>
+        </w:tc>
+        <w:tc>
+          <w:tcPr>
+            <w:tcW w:type="dxa" w:w="4032"/>
+          </w:tcPr>
+          <w:p>
+            <w:pPr>
+              <w:spacing w:before="60" w:after="60" w:line="264" w:lineRule="auto"/>
+            </w:pPr>
+            <w:r/>
+            <w:r>
+              <w:rPr>
+                <w:b w:val="0"/>
+                <w:i w:val="0"/>
+                <w:sz w:val="17"/>
+              </w:rPr>
+              <w:t>rebuilt</w:t>
+            </w:r>
+          </w:p>
+        </w:tc>
+        <w:tc>
+          <w:tcPr>
+            <w:tcW w:type="dxa" w:w="1152"/>
+          </w:tcPr>
+          <w:p>
+            <w:pPr>
+              <w:spacing w:before="60" w:after="60" w:line="264" w:lineRule="auto"/>
+            </w:pPr>
+            <w:r/>
+            <w:r>
+              <w:rPr>
+                <w:b w:val="0"/>
+                <w:i w:val="0"/>
+                <w:sz w:val="17"/>
+              </w:rPr>
+              <w:t>40</w:t>
+            </w:r>
+          </w:p>
+        </w:tc>
+        <w:tc>
+          <w:tcPr>
+            <w:tcW w:type="dxa" w:w="3168"/>
+          </w:tcPr>
+          <w:p>
+            <w:pPr>
+              <w:spacing w:before="60" w:after="60" w:line="264" w:lineRule="auto"/>
+            </w:pPr>
+            <w:r/>
+            <w:r>
+              <w:rPr>
+                <w:b w:val="0"/>
+                <w:i w:val="0"/>
+                <w:sz w:val="17"/>
+              </w:rPr>
+              <w:t>40 pass, 0 fail</w:t>
+            </w:r>
+          </w:p>
+        </w:tc>
+      </w:tr>
+    </w:tbl>
+    <w:p>
+      <w:pPr>
+        <w:spacing w:after="120"/>
+      </w:pPr>
     </w:p>
     <w:p>
       <w:pPr>
@@ -2430,7 +3032,7 @@
                 <w:i w:val="0"/>
                 <w:sz w:val="16"/>
               </w:rPr>
-              <w:t>Source-language integrity, reported not repaired</w:t>
+              <w:t>No unsupported audience-behavior phrasing remains</w:t>
             </w:r>
           </w:p>
         </w:tc>
@@ -2469,6 +3071,65 @@
                 <w:sz w:val="16"/>
               </w:rPr>
               <w:t>no unsupported audience-behavior claim in this script</w:t>
+            </w:r>
+          </w:p>
+        </w:tc>
+      </w:tr>
+      <w:tr>
+        <w:tc>
+          <w:tcPr>
+            <w:tcW w:type="dxa" w:w="3888"/>
+          </w:tcPr>
+          <w:p>
+            <w:pPr>
+              <w:spacing w:before="60" w:after="60" w:line="264" w:lineRule="auto"/>
+            </w:pPr>
+            <w:r/>
+            <w:r>
+              <w:rPr>
+                <w:b w:val="0"/>
+                <w:i w:val="0"/>
+                <w:sz w:val="16"/>
+              </w:rPr>
+              <w:t>Corrected sentences replaced, nothing else touched</w:t>
+            </w:r>
+          </w:p>
+        </w:tc>
+        <w:tc>
+          <w:tcPr>
+            <w:tcW w:type="dxa" w:w="720"/>
+          </w:tcPr>
+          <w:p>
+            <w:pPr>
+              <w:spacing w:before="60" w:after="60" w:line="264" w:lineRule="auto"/>
+            </w:pPr>
+            <w:r/>
+            <w:r>
+              <w:rPr>
+                <w:b w:val="0"/>
+                <w:i w:val="0"/>
+                <w:sz w:val="16"/>
+              </w:rPr>
+              <w:t>pass</w:t>
+            </w:r>
+          </w:p>
+        </w:tc>
+        <w:tc>
+          <w:tcPr>
+            <w:tcW w:type="dxa" w:w="5040"/>
+          </w:tcPr>
+          <w:p>
+            <w:pPr>
+              <w:spacing w:before="60" w:after="60" w:line="264" w:lineRule="auto"/>
+            </w:pPr>
+            <w:r/>
+            <w:r>
+              <w:rPr>
+                <w:b w:val="0"/>
+                <w:i w:val="0"/>
+                <w:sz w:val="16"/>
+              </w:rPr>
+              <w:t>not in the correction set, identical to the supplied script</w:t>
             </w:r>
           </w:p>
         </w:tc>
@@ -4781,7 +5442,7 @@
                 <w:i w:val="0"/>
                 <w:sz w:val="16"/>
               </w:rPr>
-              <w:t>Source-language integrity, reported not repaired</w:t>
+              <w:t>No unsupported audience-behavior phrasing remains</w:t>
             </w:r>
           </w:p>
         </w:tc>
@@ -4820,6 +5481,65 @@
                 <w:sz w:val="16"/>
               </w:rPr>
               <w:t>no unsupported audience-behavior claim in this script</w:t>
+            </w:r>
+          </w:p>
+        </w:tc>
+      </w:tr>
+      <w:tr>
+        <w:tc>
+          <w:tcPr>
+            <w:tcW w:type="dxa" w:w="3888"/>
+          </w:tcPr>
+          <w:p>
+            <w:pPr>
+              <w:spacing w:before="60" w:after="60" w:line="264" w:lineRule="auto"/>
+            </w:pPr>
+            <w:r/>
+            <w:r>
+              <w:rPr>
+                <w:b w:val="0"/>
+                <w:i w:val="0"/>
+                <w:sz w:val="16"/>
+              </w:rPr>
+              <w:t>Corrected sentences replaced, nothing else touched</w:t>
+            </w:r>
+          </w:p>
+        </w:tc>
+        <w:tc>
+          <w:tcPr>
+            <w:tcW w:type="dxa" w:w="720"/>
+          </w:tcPr>
+          <w:p>
+            <w:pPr>
+              <w:spacing w:before="60" w:after="60" w:line="264" w:lineRule="auto"/>
+            </w:pPr>
+            <w:r/>
+            <w:r>
+              <w:rPr>
+                <w:b w:val="0"/>
+                <w:i w:val="0"/>
+                <w:sz w:val="16"/>
+              </w:rPr>
+              <w:t>pass</w:t>
+            </w:r>
+          </w:p>
+        </w:tc>
+        <w:tc>
+          <w:tcPr>
+            <w:tcW w:type="dxa" w:w="5040"/>
+          </w:tcPr>
+          <w:p>
+            <w:pPr>
+              <w:spacing w:before="60" w:after="60" w:line="264" w:lineRule="auto"/>
+            </w:pPr>
+            <w:r/>
+            <w:r>
+              <w:rPr>
+                <w:b w:val="0"/>
+                <w:i w:val="0"/>
+                <w:sz w:val="16"/>
+              </w:rPr>
+              <w:t>not in the correction set, identical to the supplied script</w:t>
             </w:r>
           </w:p>
         </w:tc>
@@ -4987,7 +5707,7 @@
                 <w:i w:val="0"/>
                 <w:sz w:val="16"/>
               </w:rPr>
-              <w:t>042f0cbfc8d3f4acf98c71632e2c79b448c571fd268966b50d4041b3bed7b0af</w:t>
+              <w:t>5fac0d7f5de04fc4538370b117d15702d5776b094d2f677a346e27a98395aa66</w:t>
             </w:r>
           </w:p>
         </w:tc>
@@ -5046,7 +5766,7 @@
                 <w:i w:val="0"/>
                 <w:sz w:val="16"/>
               </w:rPr>
-              <w:t>bda792550665f7ab8a81682c1d02336651865fae41c26d97fea6ece257a5f36b</w:t>
+              <w:t>d6ee215e5dba592ff5d6abe2fd4605eabaa85def75d4e8d003cb133427c5d4c4</w:t>
             </w:r>
           </w:p>
         </w:tc>
@@ -5105,7 +5825,7 @@
                 <w:i w:val="0"/>
                 <w:sz w:val="16"/>
               </w:rPr>
-              <w:t>1006 words, identical and in order</w:t>
+              <w:t>1008 words, identical and in order</w:t>
             </w:r>
           </w:p>
         </w:tc>
@@ -5164,7 +5884,7 @@
                 <w:i w:val="0"/>
                 <w:sz w:val="16"/>
               </w:rPr>
-              <w:t>84 paragraphs, 1006 words</w:t>
+              <w:t>84 paragraphs, 1008 words</w:t>
             </w:r>
           </w:p>
         </w:tc>
@@ -5990,7 +6710,7 @@
                 <w:i w:val="0"/>
                 <w:sz w:val="16"/>
               </w:rPr>
-              <w:t>23 camera stretches against 18 cues; 754 of 1006 spoken words on camera</w:t>
+              <w:t>23 camera stretches against 18 cues; 756 of 1008 spoken words on camera</w:t>
             </w:r>
           </w:p>
         </w:tc>
@@ -7132,7 +7852,7 @@
                 <w:i w:val="0"/>
                 <w:sz w:val="16"/>
               </w:rPr>
-              <w:t>Source-language integrity, reported not repaired</w:t>
+              <w:t>No unsupported audience-behavior phrasing remains</w:t>
             </w:r>
           </w:p>
         </w:tc>
@@ -7170,7 +7890,7 @@
                 <w:i w:val="0"/>
                 <w:sz w:val="16"/>
               </w:rPr>
-              <w:t>['Then ask the question people sometimes skip because they want the move to work:']</w:t>
+              <w:t>no unsupported audience-behavior claim in this script</w:t>
             </w:r>
           </w:p>
         </w:tc>
@@ -7191,6 +7911,65 @@
                 <w:i w:val="0"/>
                 <w:sz w:val="16"/>
               </w:rPr>
+              <w:t>Corrected sentences replaced, nothing else touched</w:t>
+            </w:r>
+          </w:p>
+        </w:tc>
+        <w:tc>
+          <w:tcPr>
+            <w:tcW w:type="dxa" w:w="720"/>
+          </w:tcPr>
+          <w:p>
+            <w:pPr>
+              <w:spacing w:before="60" w:after="60" w:line="264" w:lineRule="auto"/>
+            </w:pPr>
+            <w:r/>
+            <w:r>
+              <w:rPr>
+                <w:b w:val="0"/>
+                <w:i w:val="0"/>
+                <w:sz w:val="16"/>
+              </w:rPr>
+              <w:t>pass</w:t>
+            </w:r>
+          </w:p>
+        </w:tc>
+        <w:tc>
+          <w:tcPr>
+            <w:tcW w:type="dxa" w:w="5040"/>
+          </w:tcPr>
+          <w:p>
+            <w:pPr>
+              <w:spacing w:before="60" w:after="60" w:line="264" w:lineRule="auto"/>
+            </w:pPr>
+            <w:r/>
+            <w:r>
+              <w:rPr>
+                <w:b w:val="0"/>
+                <w:i w:val="0"/>
+                <w:sz w:val="16"/>
+              </w:rPr>
+              <w:t>1 authorized replacement, nothing else</w:t>
+            </w:r>
+          </w:p>
+        </w:tc>
+      </w:tr>
+      <w:tr>
+        <w:tc>
+          <w:tcPr>
+            <w:tcW w:type="dxa" w:w="3888"/>
+          </w:tcPr>
+          <w:p>
+            <w:pPr>
+              <w:spacing w:before="60" w:after="60" w:line="264" w:lineRule="auto"/>
+            </w:pPr>
+            <w:r/>
+            <w:r>
+              <w:rPr>
+                <w:b w:val="0"/>
+                <w:i w:val="0"/>
+                <w:sz w:val="16"/>
+              </w:rPr>
               <w:t>The ten-minute promise is protected</w:t>
             </w:r>
           </w:p>
@@ -7229,7 +8008,7 @@
                 <w:i w:val="0"/>
                 <w:sz w:val="16"/>
               </w:rPr>
-              <w:t>1,006 spoken words, exactly as supplied. No spoken material added, no second CTA.</w:t>
+              <w:t>1,008 spoken words, the supplied script plus one authorized sentence replacement. No spoken material added, no second CTA.</w:t>
             </w:r>
           </w:p>
         </w:tc>
@@ -9660,7 +10439,7 @@
                 <w:i w:val="0"/>
                 <w:sz w:val="16"/>
               </w:rPr>
-              <w:t>Source-language integrity, reported not repaired</w:t>
+              <w:t>No unsupported audience-behavior phrasing remains</w:t>
             </w:r>
           </w:p>
         </w:tc>
@@ -9699,6 +10478,65 @@
                 <w:sz w:val="16"/>
               </w:rPr>
               <w:t>no unsupported audience-behavior claim in this script</w:t>
+            </w:r>
+          </w:p>
+        </w:tc>
+      </w:tr>
+      <w:tr>
+        <w:tc>
+          <w:tcPr>
+            <w:tcW w:type="dxa" w:w="3888"/>
+          </w:tcPr>
+          <w:p>
+            <w:pPr>
+              <w:spacing w:before="60" w:after="60" w:line="264" w:lineRule="auto"/>
+            </w:pPr>
+            <w:r/>
+            <w:r>
+              <w:rPr>
+                <w:b w:val="0"/>
+                <w:i w:val="0"/>
+                <w:sz w:val="16"/>
+              </w:rPr>
+              <w:t>Corrected sentences replaced, nothing else touched</w:t>
+            </w:r>
+          </w:p>
+        </w:tc>
+        <w:tc>
+          <w:tcPr>
+            <w:tcW w:type="dxa" w:w="720"/>
+          </w:tcPr>
+          <w:p>
+            <w:pPr>
+              <w:spacing w:before="60" w:after="60" w:line="264" w:lineRule="auto"/>
+            </w:pPr>
+            <w:r/>
+            <w:r>
+              <w:rPr>
+                <w:b w:val="0"/>
+                <w:i w:val="0"/>
+                <w:sz w:val="16"/>
+              </w:rPr>
+              <w:t>pass</w:t>
+            </w:r>
+          </w:p>
+        </w:tc>
+        <w:tc>
+          <w:tcPr>
+            <w:tcW w:type="dxa" w:w="5040"/>
+          </w:tcPr>
+          <w:p>
+            <w:pPr>
+              <w:spacing w:before="60" w:after="60" w:line="264" w:lineRule="auto"/>
+            </w:pPr>
+            <w:r/>
+            <w:r>
+              <w:rPr>
+                <w:b w:val="0"/>
+                <w:i w:val="0"/>
+                <w:sz w:val="16"/>
+              </w:rPr>
+              <w:t>not in the correction set, identical to the supplied script</w:t>
             </w:r>
           </w:p>
         </w:tc>
@@ -9866,7 +10704,7 @@
                 <w:i w:val="0"/>
                 <w:sz w:val="16"/>
               </w:rPr>
-              <w:t>aa4e3846517ab590ac91011f3b31e0967a425470cee6546f54169423036c1128</w:t>
+              <w:t>20da1bfd3c1cc8134a6acfc3b10628294455044bbd7bc6662916f9c5dcc51066</w:t>
             </w:r>
           </w:p>
         </w:tc>
@@ -9925,7 +10763,7 @@
                 <w:i w:val="0"/>
                 <w:sz w:val="16"/>
               </w:rPr>
-              <w:t>47484e7f2d170c51e7a2fb5216ca65cdbc4283ce693d821b1252fa3882fedf96</w:t>
+              <w:t>0b0c4b1bb0302328c98947dc721f487d9f33b463fd1fe63f623c755b382fd56c</w:t>
             </w:r>
           </w:p>
         </w:tc>
@@ -9984,7 +10822,7 @@
                 <w:i w:val="0"/>
                 <w:sz w:val="16"/>
               </w:rPr>
-              <w:t>730 words, identical and in order</w:t>
+              <w:t>732 words, identical and in order</w:t>
             </w:r>
           </w:p>
         </w:tc>
@@ -10043,7 +10881,7 @@
                 <w:i w:val="0"/>
                 <w:sz w:val="16"/>
               </w:rPr>
-              <w:t>88 paragraphs, 730 words</w:t>
+              <w:t>88 paragraphs, 732 words</w:t>
             </w:r>
           </w:p>
         </w:tc>
@@ -10869,7 +11707,7 @@
                 <w:i w:val="0"/>
                 <w:sz w:val="16"/>
               </w:rPr>
-              <w:t>21 camera stretches against 12 cues; 650 of 730 spoken words on camera</w:t>
+              <w:t>21 camera stretches against 12 cues; 652 of 732 spoken words on camera</w:t>
             </w:r>
           </w:p>
         </w:tc>
@@ -12011,7 +12849,7 @@
                 <w:i w:val="0"/>
                 <w:sz w:val="16"/>
               </w:rPr>
-              <w:t>Source-language integrity, reported not repaired</w:t>
+              <w:t>No unsupported audience-behavior phrasing remains</w:t>
             </w:r>
           </w:p>
         </w:tc>
@@ -12049,7 +12887,66 @@
                 <w:i w:val="0"/>
                 <w:sz w:val="16"/>
               </w:rPr>
-              <w:t>['This happens because most people treat evidence like something they will collect', 'People wait because collecting evidence can feel self-promotional while you are ']</w:t>
+              <w:t>no unsupported audience-behavior claim in this script</w:t>
+            </w:r>
+          </w:p>
+        </w:tc>
+      </w:tr>
+      <w:tr>
+        <w:tc>
+          <w:tcPr>
+            <w:tcW w:type="dxa" w:w="3888"/>
+          </w:tcPr>
+          <w:p>
+            <w:pPr>
+              <w:spacing w:before="60" w:after="60" w:line="264" w:lineRule="auto"/>
+            </w:pPr>
+            <w:r/>
+            <w:r>
+              <w:rPr>
+                <w:b w:val="0"/>
+                <w:i w:val="0"/>
+                <w:sz w:val="16"/>
+              </w:rPr>
+              <w:t>Corrected sentences replaced, nothing else touched</w:t>
+            </w:r>
+          </w:p>
+        </w:tc>
+        <w:tc>
+          <w:tcPr>
+            <w:tcW w:type="dxa" w:w="720"/>
+          </w:tcPr>
+          <w:p>
+            <w:pPr>
+              <w:spacing w:before="60" w:after="60" w:line="264" w:lineRule="auto"/>
+            </w:pPr>
+            <w:r/>
+            <w:r>
+              <w:rPr>
+                <w:b w:val="0"/>
+                <w:i w:val="0"/>
+                <w:sz w:val="16"/>
+              </w:rPr>
+              <w:t>pass</w:t>
+            </w:r>
+          </w:p>
+        </w:tc>
+        <w:tc>
+          <w:tcPr>
+            <w:tcW w:type="dxa" w:w="5040"/>
+          </w:tcPr>
+          <w:p>
+            <w:pPr>
+              <w:spacing w:before="60" w:after="60" w:line="264" w:lineRule="auto"/>
+            </w:pPr>
+            <w:r/>
+            <w:r>
+              <w:rPr>
+                <w:b w:val="0"/>
+                <w:i w:val="0"/>
+                <w:sz w:val="16"/>
+              </w:rPr>
+              <w:t>2 authorized replacements, nothing else</w:t>
             </w:r>
           </w:p>
         </w:tc>
@@ -12276,7 +13173,7 @@
                 <w:i w:val="0"/>
                 <w:sz w:val="16"/>
               </w:rPr>
-              <w:t>9fe70bcc5bff91b6a2eb84b410b006cb2bfb656f6a8d4a79119cefe7a3c8960f</w:t>
+              <w:t>f1027f75871d155762459e0a814b5feffa69a8a520f0bb384060335f7b468040</w:t>
             </w:r>
           </w:p>
         </w:tc>
@@ -12335,7 +13232,7 @@
                 <w:i w:val="0"/>
                 <w:sz w:val="16"/>
               </w:rPr>
-              <w:t>12102cbb7ebcaee38edd4bf8ac459959525b64acb1e63d6ba127953f602e6842</w:t>
+              <w:t>514a4de8471a7793d9bba16b3ce80aa93df9a04d6614db7bd99342a228ea10fa</w:t>
             </w:r>
           </w:p>
         </w:tc>
@@ -12394,7 +13291,7 @@
                 <w:i w:val="0"/>
                 <w:sz w:val="16"/>
               </w:rPr>
-              <w:t>786 words, identical and in order</w:t>
+              <w:t>785 words, identical and in order</w:t>
             </w:r>
           </w:p>
         </w:tc>
@@ -12453,7 +13350,7 @@
                 <w:i w:val="0"/>
                 <w:sz w:val="16"/>
               </w:rPr>
-              <w:t>88 paragraphs, 786 words</w:t>
+              <w:t>88 paragraphs, 785 words</w:t>
             </w:r>
           </w:p>
         </w:tc>
@@ -13279,7 +14176,7 @@
                 <w:i w:val="0"/>
                 <w:sz w:val="16"/>
               </w:rPr>
-              <w:t>21 camera stretches against 12 cues; 676 of 786 spoken words on camera</w:t>
+              <w:t>21 camera stretches against 12 cues; 675 of 785 spoken words on camera</w:t>
             </w:r>
           </w:p>
         </w:tc>
@@ -14421,7 +15318,7 @@
                 <w:i w:val="0"/>
                 <w:sz w:val="16"/>
               </w:rPr>
-              <w:t>Source-language integrity, reported not repaired</w:t>
+              <w:t>No unsupported audience-behavior phrasing remains</w:t>
             </w:r>
           </w:p>
         </w:tc>
@@ -14459,7 +15356,66 @@
                 <w:i w:val="0"/>
                 <w:sz w:val="16"/>
               </w:rPr>
-              <w:t>['When people talk about changing industries, they usually ask one question:', 'And then there is the part people sometimes want to skip.']</w:t>
+              <w:t>no unsupported audience-behavior claim in this script</w:t>
+            </w:r>
+          </w:p>
+        </w:tc>
+      </w:tr>
+      <w:tr>
+        <w:tc>
+          <w:tcPr>
+            <w:tcW w:type="dxa" w:w="3888"/>
+          </w:tcPr>
+          <w:p>
+            <w:pPr>
+              <w:spacing w:before="60" w:after="60" w:line="264" w:lineRule="auto"/>
+            </w:pPr>
+            <w:r/>
+            <w:r>
+              <w:rPr>
+                <w:b w:val="0"/>
+                <w:i w:val="0"/>
+                <w:sz w:val="16"/>
+              </w:rPr>
+              <w:t>Corrected sentences replaced, nothing else touched</w:t>
+            </w:r>
+          </w:p>
+        </w:tc>
+        <w:tc>
+          <w:tcPr>
+            <w:tcW w:type="dxa" w:w="720"/>
+          </w:tcPr>
+          <w:p>
+            <w:pPr>
+              <w:spacing w:before="60" w:after="60" w:line="264" w:lineRule="auto"/>
+            </w:pPr>
+            <w:r/>
+            <w:r>
+              <w:rPr>
+                <w:b w:val="0"/>
+                <w:i w:val="0"/>
+                <w:sz w:val="16"/>
+              </w:rPr>
+              <w:t>pass</w:t>
+            </w:r>
+          </w:p>
+        </w:tc>
+        <w:tc>
+          <w:tcPr>
+            <w:tcW w:type="dxa" w:w="5040"/>
+          </w:tcPr>
+          <w:p>
+            <w:pPr>
+              <w:spacing w:before="60" w:after="60" w:line="264" w:lineRule="auto"/>
+            </w:pPr>
+            <w:r/>
+            <w:r>
+              <w:rPr>
+                <w:b w:val="0"/>
+                <w:i w:val="0"/>
+                <w:sz w:val="16"/>
+              </w:rPr>
+              <w:t>2 authorized replacements, nothing else</w:t>
             </w:r>
           </w:p>
         </w:tc>

--- a/deliverables/SPRINT_V4-V9/_shared/NEW_V4-V9_SPRINT_PACKAGE_QA_SUMMARY.docx
+++ b/deliverables/SPRINT_V4-V9/_shared/NEW_V4-V9_SPRINT_PACKAGE_QA_SUMMARY.docx
@@ -68,7 +68,7 @@
         <w:rPr>
           <w:sz w:val="21"/>
         </w:rPr>
-        <w:t>Sunday, September 13, 2026 | 8:44 PM CT</w:t>
+        <w:t>Monday, September 14, 2026 | 5:48 AM CT</w:t>
       </w:r>
     </w:p>
     <w:p>
@@ -87,7 +87,7 @@
         <w:rPr>
           <w:sz w:val="21"/>
         </w:rPr>
-        <w:t>239</w:t>
+        <w:t>266</w:t>
       </w:r>
     </w:p>
     <w:p>
@@ -106,7 +106,7 @@
         <w:rPr>
           <w:sz w:val="21"/>
         </w:rPr>
-        <w:t>239</w:t>
+        <w:t>266</w:t>
       </w:r>
     </w:p>
     <w:p>
@@ -144,7 +144,7 @@
           <w:color w:val="9B2C10"/>
           <w:sz w:val="21"/>
         </w:rPr>
-        <w:t>NEW V6, NEW V8 and NEW V9 were rebuilt for the source-language correction. NEW V4, NEW V5 and NEW V7 were not: their packages and archives are byte-identical to the accepted build, verified against their sidecar checksums. Those three were re-checked where they stand, so the QA report inside each of them reflects the check set at its own build time and this summary is the authoritative current result for all six.</w:t>
+        <w:t>All six packages were rebuilt in this pass: the approved revised descriptions change the publishing document in every one of them. NEW V6 additionally carries the public employer anonymization. Every package therefore holds a current QA report, and this summary agrees with all six.</w:t>
       </w:r>
     </w:p>
     <w:tbl>
@@ -291,7 +291,7 @@
                 <w:i w:val="0"/>
                 <w:sz w:val="17"/>
               </w:rPr>
-              <w:t>unchanged, re-checked in place</w:t>
+              <w:t>rebuilt</w:t>
             </w:r>
           </w:p>
         </w:tc>
@@ -310,7 +310,7 @@
                 <w:i w:val="0"/>
                 <w:sz w:val="17"/>
               </w:rPr>
-              <w:t>39</w:t>
+              <w:t>41</w:t>
             </w:r>
           </w:p>
         </w:tc>
@@ -329,7 +329,7 @@
                 <w:i w:val="0"/>
                 <w:sz w:val="17"/>
               </w:rPr>
-              <w:t>39 pass, 0 fail</w:t>
+              <w:t>41 pass, 0 fail</w:t>
             </w:r>
           </w:p>
         </w:tc>
@@ -369,7 +369,7 @@
                 <w:i w:val="0"/>
                 <w:sz w:val="17"/>
               </w:rPr>
-              <w:t>unchanged, re-checked in place</w:t>
+              <w:t>rebuilt</w:t>
             </w:r>
           </w:p>
         </w:tc>
@@ -388,7 +388,7 @@
                 <w:i w:val="0"/>
                 <w:sz w:val="17"/>
               </w:rPr>
-              <w:t>39</w:t>
+              <w:t>41</w:t>
             </w:r>
           </w:p>
         </w:tc>
@@ -407,7 +407,7 @@
                 <w:i w:val="0"/>
                 <w:sz w:val="17"/>
               </w:rPr>
-              <w:t>39 pass, 0 fail</w:t>
+              <w:t>41 pass, 0 fail</w:t>
             </w:r>
           </w:p>
         </w:tc>
@@ -466,7 +466,7 @@
                 <w:i w:val="0"/>
                 <w:sz w:val="17"/>
               </w:rPr>
-              <w:t>42</w:t>
+              <w:t>59</w:t>
             </w:r>
           </w:p>
         </w:tc>
@@ -485,7 +485,7 @@
                 <w:i w:val="0"/>
                 <w:sz w:val="17"/>
               </w:rPr>
-              <w:t>42 pass, 0 fail</w:t>
+              <w:t>59 pass, 0 fail</w:t>
             </w:r>
           </w:p>
         </w:tc>
@@ -525,7 +525,7 @@
                 <w:i w:val="0"/>
                 <w:sz w:val="17"/>
               </w:rPr>
-              <w:t>unchanged, re-checked in place</w:t>
+              <w:t>rebuilt</w:t>
             </w:r>
           </w:p>
         </w:tc>
@@ -544,7 +544,7 @@
                 <w:i w:val="0"/>
                 <w:sz w:val="17"/>
               </w:rPr>
-              <w:t>39</w:t>
+              <w:t>41</w:t>
             </w:r>
           </w:p>
         </w:tc>
@@ -563,7 +563,7 @@
                 <w:i w:val="0"/>
                 <w:sz w:val="17"/>
               </w:rPr>
-              <w:t>39 pass, 0 fail</w:t>
+              <w:t>41 pass, 0 fail</w:t>
             </w:r>
           </w:p>
         </w:tc>
@@ -622,7 +622,7 @@
                 <w:i w:val="0"/>
                 <w:sz w:val="17"/>
               </w:rPr>
-              <w:t>40</w:t>
+              <w:t>42</w:t>
             </w:r>
           </w:p>
         </w:tc>
@@ -641,7 +641,7 @@
                 <w:i w:val="0"/>
                 <w:sz w:val="17"/>
               </w:rPr>
-              <w:t>40 pass, 0 fail</w:t>
+              <w:t>42 pass, 0 fail</w:t>
             </w:r>
           </w:p>
         </w:tc>
@@ -700,7 +700,7 @@
                 <w:i w:val="0"/>
                 <w:sz w:val="17"/>
               </w:rPr>
-              <w:t>40</w:t>
+              <w:t>42</w:t>
             </w:r>
           </w:p>
         </w:tc>
@@ -719,7 +719,7 @@
                 <w:i w:val="0"/>
                 <w:sz w:val="17"/>
               </w:rPr>
-              <w:t>40 pass, 0 fail</w:t>
+              <w:t>42 pass, 0 fail</w:t>
             </w:r>
           </w:p>
         </w:tc>
@@ -3134,6 +3134,124 @@
           </w:p>
         </w:tc>
       </w:tr>
+      <w:tr>
+        <w:tc>
+          <w:tcPr>
+            <w:tcW w:type="dxa" w:w="3888"/>
+          </w:tcPr>
+          <w:p>
+            <w:pPr>
+              <w:spacing w:before="60" w:after="60" w:line="264" w:lineRule="auto"/>
+            </w:pPr>
+            <w:r/>
+            <w:r>
+              <w:rPr>
+                <w:b w:val="0"/>
+                <w:i w:val="0"/>
+                <w:sz w:val="16"/>
+              </w:rPr>
+              <w:t>Description is the approved revised copy, verbatim</w:t>
+            </w:r>
+          </w:p>
+        </w:tc>
+        <w:tc>
+          <w:tcPr>
+            <w:tcW w:type="dxa" w:w="720"/>
+          </w:tcPr>
+          <w:p>
+            <w:pPr>
+              <w:spacing w:before="60" w:after="60" w:line="264" w:lineRule="auto"/>
+            </w:pPr>
+            <w:r/>
+            <w:r>
+              <w:rPr>
+                <w:b w:val="0"/>
+                <w:i w:val="0"/>
+                <w:sz w:val="16"/>
+              </w:rPr>
+              <w:t>pass</w:t>
+            </w:r>
+          </w:p>
+        </w:tc>
+        <w:tc>
+          <w:tcPr>
+            <w:tcW w:type="dxa" w:w="5040"/>
+          </w:tcPr>
+          <w:p>
+            <w:pPr>
+              <w:spacing w:before="60" w:after="60" w:line="264" w:lineRule="auto"/>
+            </w:pPr>
+            <w:r/>
+            <w:r>
+              <w:rPr>
+                <w:b w:val="0"/>
+                <w:i w:val="0"/>
+                <w:sz w:val="16"/>
+              </w:rPr>
+              <w:t>12 approved lines, reproduced exactly, with the playlist placeholder left in place</w:t>
+            </w:r>
+          </w:p>
+        </w:tc>
+      </w:tr>
+      <w:tr>
+        <w:tc>
+          <w:tcPr>
+            <w:tcW w:type="dxa" w:w="3888"/>
+          </w:tcPr>
+          <w:p>
+            <w:pPr>
+              <w:spacing w:before="60" w:after="60" w:line="264" w:lineRule="auto"/>
+            </w:pPr>
+            <w:r/>
+            <w:r>
+              <w:rPr>
+                <w:b w:val="0"/>
+                <w:i w:val="0"/>
+                <w:sz w:val="16"/>
+              </w:rPr>
+              <w:t>One relevant resource at most, no stacking</w:t>
+            </w:r>
+          </w:p>
+        </w:tc>
+        <w:tc>
+          <w:tcPr>
+            <w:tcW w:type="dxa" w:w="720"/>
+          </w:tcPr>
+          <w:p>
+            <w:pPr>
+              <w:spacing w:before="60" w:after="60" w:line="264" w:lineRule="auto"/>
+            </w:pPr>
+            <w:r/>
+            <w:r>
+              <w:rPr>
+                <w:b w:val="0"/>
+                <w:i w:val="0"/>
+                <w:sz w:val="16"/>
+              </w:rPr>
+              <w:t>pass</w:t>
+            </w:r>
+          </w:p>
+        </w:tc>
+        <w:tc>
+          <w:tcPr>
+            <w:tcW w:type="dxa" w:w="5040"/>
+          </w:tcPr>
+          <w:p>
+            <w:pPr>
+              <w:spacing w:before="60" w:after="60" w:line="264" w:lineRule="auto"/>
+            </w:pPr>
+            <w:r/>
+            <w:r>
+              <w:rPr>
+                <w:b w:val="0"/>
+                <w:i w:val="0"/>
+                <w:sz w:val="16"/>
+              </w:rPr>
+              <w:t>no offer or resource block, intentionally</w:t>
+            </w:r>
+          </w:p>
+        </w:tc>
+      </w:tr>
     </w:tbl>
     <w:p>
       <w:pPr>
@@ -5540,6 +5658,124 @@
                 <w:sz w:val="16"/>
               </w:rPr>
               <w:t>not in the correction set, identical to the supplied script</w:t>
+            </w:r>
+          </w:p>
+        </w:tc>
+      </w:tr>
+      <w:tr>
+        <w:tc>
+          <w:tcPr>
+            <w:tcW w:type="dxa" w:w="3888"/>
+          </w:tcPr>
+          <w:p>
+            <w:pPr>
+              <w:spacing w:before="60" w:after="60" w:line="264" w:lineRule="auto"/>
+            </w:pPr>
+            <w:r/>
+            <w:r>
+              <w:rPr>
+                <w:b w:val="0"/>
+                <w:i w:val="0"/>
+                <w:sz w:val="16"/>
+              </w:rPr>
+              <w:t>Description is the approved revised copy, verbatim</w:t>
+            </w:r>
+          </w:p>
+        </w:tc>
+        <w:tc>
+          <w:tcPr>
+            <w:tcW w:type="dxa" w:w="720"/>
+          </w:tcPr>
+          <w:p>
+            <w:pPr>
+              <w:spacing w:before="60" w:after="60" w:line="264" w:lineRule="auto"/>
+            </w:pPr>
+            <w:r/>
+            <w:r>
+              <w:rPr>
+                <w:b w:val="0"/>
+                <w:i w:val="0"/>
+                <w:sz w:val="16"/>
+              </w:rPr>
+              <w:t>pass</w:t>
+            </w:r>
+          </w:p>
+        </w:tc>
+        <w:tc>
+          <w:tcPr>
+            <w:tcW w:type="dxa" w:w="5040"/>
+          </w:tcPr>
+          <w:p>
+            <w:pPr>
+              <w:spacing w:before="60" w:after="60" w:line="264" w:lineRule="auto"/>
+            </w:pPr>
+            <w:r/>
+            <w:r>
+              <w:rPr>
+                <w:b w:val="0"/>
+                <w:i w:val="0"/>
+                <w:sz w:val="16"/>
+              </w:rPr>
+              <w:t>16 approved lines, reproduced exactly, with the playlist placeholder left in place</w:t>
+            </w:r>
+          </w:p>
+        </w:tc>
+      </w:tr>
+      <w:tr>
+        <w:tc>
+          <w:tcPr>
+            <w:tcW w:type="dxa" w:w="3888"/>
+          </w:tcPr>
+          <w:p>
+            <w:pPr>
+              <w:spacing w:before="60" w:after="60" w:line="264" w:lineRule="auto"/>
+            </w:pPr>
+            <w:r/>
+            <w:r>
+              <w:rPr>
+                <w:b w:val="0"/>
+                <w:i w:val="0"/>
+                <w:sz w:val="16"/>
+              </w:rPr>
+              <w:t>One relevant resource at most, no stacking</w:t>
+            </w:r>
+          </w:p>
+        </w:tc>
+        <w:tc>
+          <w:tcPr>
+            <w:tcW w:type="dxa" w:w="720"/>
+          </w:tcPr>
+          <w:p>
+            <w:pPr>
+              <w:spacing w:before="60" w:after="60" w:line="264" w:lineRule="auto"/>
+            </w:pPr>
+            <w:r/>
+            <w:r>
+              <w:rPr>
+                <w:b w:val="0"/>
+                <w:i w:val="0"/>
+                <w:sz w:val="16"/>
+              </w:rPr>
+              <w:t>pass</w:t>
+            </w:r>
+          </w:p>
+        </w:tc>
+        <w:tc>
+          <w:tcPr>
+            <w:tcW w:type="dxa" w:w="5040"/>
+          </w:tcPr>
+          <w:p>
+            <w:pPr>
+              <w:spacing w:before="60" w:after="60" w:line="264" w:lineRule="auto"/>
+            </w:pPr>
+            <w:r/>
+            <w:r>
+              <w:rPr>
+                <w:b w:val="0"/>
+                <w:i w:val="0"/>
+                <w:sz w:val="16"/>
+              </w:rPr>
+              <w:t>Career Decision Evidence Check, and only that one</w:t>
             </w:r>
           </w:p>
         </w:tc>
@@ -5707,7 +5943,7 @@
                 <w:i w:val="0"/>
                 <w:sz w:val="16"/>
               </w:rPr>
-              <w:t>5fac0d7f5de04fc4538370b117d15702d5776b094d2f677a346e27a98395aa66</w:t>
+              <w:t>72a2b19fc317abbd59e43a939b767e45b39fd2be68daba9c44c5c0bc0e264c5b</w:t>
             </w:r>
           </w:p>
         </w:tc>
@@ -5766,7 +6002,7 @@
                 <w:i w:val="0"/>
                 <w:sz w:val="16"/>
               </w:rPr>
-              <w:t>d6ee215e5dba592ff5d6abe2fd4605eabaa85def75d4e8d003cb133427c5d4c4</w:t>
+              <w:t>95a61d24357bb0411f0a835fed2aea61eeba994764f549ddc672613fc474b5bb</w:t>
             </w:r>
           </w:p>
         </w:tc>
@@ -5825,7 +6061,7 @@
                 <w:i w:val="0"/>
                 <w:sz w:val="16"/>
               </w:rPr>
-              <w:t>1008 words, identical and in order</w:t>
+              <w:t>1010 words, identical and in order</w:t>
             </w:r>
           </w:p>
         </w:tc>
@@ -5884,7 +6120,7 @@
                 <w:i w:val="0"/>
                 <w:sz w:val="16"/>
               </w:rPr>
-              <w:t>84 paragraphs, 1008 words</w:t>
+              <w:t>84 paragraphs, 1010 words</w:t>
             </w:r>
           </w:p>
         </w:tc>
@@ -6710,7 +6946,7 @@
                 <w:i w:val="0"/>
                 <w:sz w:val="16"/>
               </w:rPr>
-              <w:t>23 camera stretches against 18 cues; 756 of 1008 spoken words on camera</w:t>
+              <w:t>23 camera stretches against 18 cues; 756 of 1010 spoken words on camera</w:t>
             </w:r>
           </w:p>
         </w:tc>
@@ -7949,7 +8185,7 @@
                 <w:i w:val="0"/>
                 <w:sz w:val="16"/>
               </w:rPr>
-              <w:t>1 authorized replacement, nothing else</w:t>
+              <w:t>2 authorized replacements, nothing else</w:t>
             </w:r>
           </w:p>
         </w:tc>
@@ -7970,7 +8206,7 @@
                 <w:i w:val="0"/>
                 <w:sz w:val="16"/>
               </w:rPr>
-              <w:t>The ten-minute promise is protected</w:t>
+              <w:t>Description is the approved revised copy, verbatim</w:t>
             </w:r>
           </w:p>
         </w:tc>
@@ -8008,7 +8244,7 @@
                 <w:i w:val="0"/>
                 <w:sz w:val="16"/>
               </w:rPr>
-              <w:t>1,008 spoken words, the supplied script plus one authorized sentence replacement. No spoken material added, no second CTA.</w:t>
+              <w:t>17 approved lines, reproduced exactly, with the playlist placeholder left in place</w:t>
             </w:r>
           </w:p>
         </w:tc>
@@ -8029,7 +8265,7 @@
                 <w:i w:val="0"/>
                 <w:sz w:val="16"/>
               </w:rPr>
-              <w:t>Problem, Authority, Proof and Real Gap all present</w:t>
+              <w:t>One relevant resource at most, no stacking</w:t>
             </w:r>
           </w:p>
         </w:tc>
@@ -8067,7 +8303,7 @@
                 <w:i w:val="0"/>
                 <w:sz w:val="16"/>
               </w:rPr>
-              <w:t>the four-part framework is intact</w:t>
+              <w:t>Career Evidence Starter, and only that one</w:t>
             </w:r>
           </w:p>
         </w:tc>
@@ -8088,6 +8324,124 @@
                 <w:i w:val="0"/>
                 <w:sz w:val="16"/>
               </w:rPr>
+              <w:t>The ten-minute promise is protected</w:t>
+            </w:r>
+          </w:p>
+        </w:tc>
+        <w:tc>
+          <w:tcPr>
+            <w:tcW w:type="dxa" w:w="720"/>
+          </w:tcPr>
+          <w:p>
+            <w:pPr>
+              <w:spacing w:before="60" w:after="60" w:line="264" w:lineRule="auto"/>
+            </w:pPr>
+            <w:r/>
+            <w:r>
+              <w:rPr>
+                <w:b w:val="0"/>
+                <w:i w:val="0"/>
+                <w:sz w:val="16"/>
+              </w:rPr>
+              <w:t>pass</w:t>
+            </w:r>
+          </w:p>
+        </w:tc>
+        <w:tc>
+          <w:tcPr>
+            <w:tcW w:type="dxa" w:w="5040"/>
+          </w:tcPr>
+          <w:p>
+            <w:pPr>
+              <w:spacing w:before="60" w:after="60" w:line="264" w:lineRule="auto"/>
+            </w:pPr>
+            <w:r/>
+            <w:r>
+              <w:rPr>
+                <w:b w:val="0"/>
+                <w:i w:val="0"/>
+                <w:sz w:val="16"/>
+              </w:rPr>
+              <w:t>1,010 spoken words, the supplied script plus two authorized sentence replacements. No spoken material added, no second CTA.</w:t>
+            </w:r>
+          </w:p>
+        </w:tc>
+      </w:tr>
+      <w:tr>
+        <w:tc>
+          <w:tcPr>
+            <w:tcW w:type="dxa" w:w="3888"/>
+          </w:tcPr>
+          <w:p>
+            <w:pPr>
+              <w:spacing w:before="60" w:after="60" w:line="264" w:lineRule="auto"/>
+            </w:pPr>
+            <w:r/>
+            <w:r>
+              <w:rPr>
+                <w:b w:val="0"/>
+                <w:i w:val="0"/>
+                <w:sz w:val="16"/>
+              </w:rPr>
+              <w:t>Problem, Authority, Proof and Real Gap all present</w:t>
+            </w:r>
+          </w:p>
+        </w:tc>
+        <w:tc>
+          <w:tcPr>
+            <w:tcW w:type="dxa" w:w="720"/>
+          </w:tcPr>
+          <w:p>
+            <w:pPr>
+              <w:spacing w:before="60" w:after="60" w:line="264" w:lineRule="auto"/>
+            </w:pPr>
+            <w:r/>
+            <w:r>
+              <w:rPr>
+                <w:b w:val="0"/>
+                <w:i w:val="0"/>
+                <w:sz w:val="16"/>
+              </w:rPr>
+              <w:t>pass</w:t>
+            </w:r>
+          </w:p>
+        </w:tc>
+        <w:tc>
+          <w:tcPr>
+            <w:tcW w:type="dxa" w:w="5040"/>
+          </w:tcPr>
+          <w:p>
+            <w:pPr>
+              <w:spacing w:before="60" w:after="60" w:line="264" w:lineRule="auto"/>
+            </w:pPr>
+            <w:r/>
+            <w:r>
+              <w:rPr>
+                <w:b w:val="0"/>
+                <w:i w:val="0"/>
+                <w:sz w:val="16"/>
+              </w:rPr>
+              <w:t>the four-part framework is intact</w:t>
+            </w:r>
+          </w:p>
+        </w:tc>
+      </w:tr>
+      <w:tr>
+        <w:tc>
+          <w:tcPr>
+            <w:tcW w:type="dxa" w:w="3888"/>
+          </w:tcPr>
+          <w:p>
+            <w:pPr>
+              <w:spacing w:before="60" w:after="60" w:line="264" w:lineRule="auto"/>
+            </w:pPr>
+            <w:r/>
+            <w:r>
+              <w:rPr>
+                <w:b w:val="0"/>
+                <w:i w:val="0"/>
+                <w:sz w:val="16"/>
+              </w:rPr>
               <w:t>Every reused card is byte-identical to the former V22 package</w:t>
             </w:r>
           </w:p>
@@ -8126,7 +8480,892 @@
                 <w:i w:val="0"/>
                 <w:sz w:val="16"/>
               </w:rPr>
-              <w:t>18 families verified against the locked V22 bytes</w:t>
+              <w:t>14 families verified against the locked V22 bytes</w:t>
+            </w:r>
+          </w:p>
+        </w:tc>
+      </w:tr>
+      <w:tr>
+        <w:tc>
+          <w:tcPr>
+            <w:tcW w:type="dxa" w:w="3888"/>
+          </w:tcPr>
+          <w:p>
+            <w:pPr>
+              <w:spacing w:before="60" w:after="60" w:line="264" w:lineRule="auto"/>
+            </w:pPr>
+            <w:r/>
+            <w:r>
+              <w:rPr>
+                <w:b w:val="0"/>
+                <w:i w:val="0"/>
+                <w:sz w:val="16"/>
+              </w:rPr>
+              <w:t>Every anonymized card changed the employer label and nothing else</w:t>
+            </w:r>
+          </w:p>
+        </w:tc>
+        <w:tc>
+          <w:tcPr>
+            <w:tcW w:type="dxa" w:w="720"/>
+          </w:tcPr>
+          <w:p>
+            <w:pPr>
+              <w:spacing w:before="60" w:after="60" w:line="264" w:lineRule="auto"/>
+            </w:pPr>
+            <w:r/>
+            <w:r>
+              <w:rPr>
+                <w:b w:val="0"/>
+                <w:i w:val="0"/>
+                <w:sz w:val="16"/>
+              </w:rPr>
+              <w:t>pass</w:t>
+            </w:r>
+          </w:p>
+        </w:tc>
+        <w:tc>
+          <w:tcPr>
+            <w:tcW w:type="dxa" w:w="5040"/>
+          </w:tcPr>
+          <w:p>
+            <w:pPr>
+              <w:spacing w:before="60" w:after="60" w:line="264" w:lineRule="auto"/>
+            </w:pPr>
+            <w:r/>
+            <w:r>
+              <w:rPr>
+                <w:b w:val="0"/>
+                <w:i w:val="0"/>
+                <w:sz w:val="16"/>
+              </w:rPr>
+              <w:t>4 families: restoring the name returns the former V22 bytes exactly</w:t>
+            </w:r>
+          </w:p>
+        </w:tc>
+      </w:tr>
+      <w:tr>
+        <w:tc>
+          <w:tcPr>
+            <w:tcW w:type="dxa" w:w="3888"/>
+          </w:tcPr>
+          <w:p>
+            <w:pPr>
+              <w:spacing w:before="60" w:after="60" w:line="264" w:lineRule="auto"/>
+            </w:pPr>
+            <w:r/>
+            <w:r>
+              <w:rPr>
+                <w:b w:val="0"/>
+                <w:i w:val="0"/>
+                <w:sz w:val="16"/>
+              </w:rPr>
+              <w:t>No employer name is drawn on any public V6 card</w:t>
+            </w:r>
+          </w:p>
+        </w:tc>
+        <w:tc>
+          <w:tcPr>
+            <w:tcW w:type="dxa" w:w="720"/>
+          </w:tcPr>
+          <w:p>
+            <w:pPr>
+              <w:spacing w:before="60" w:after="60" w:line="264" w:lineRule="auto"/>
+            </w:pPr>
+            <w:r/>
+            <w:r>
+              <w:rPr>
+                <w:b w:val="0"/>
+                <w:i w:val="0"/>
+                <w:sz w:val="16"/>
+              </w:rPr>
+              <w:t>pass</w:t>
+            </w:r>
+          </w:p>
+        </w:tc>
+        <w:tc>
+          <w:tcPr>
+            <w:tcW w:type="dxa" w:w="5040"/>
+          </w:tcPr>
+          <w:p>
+            <w:pPr>
+              <w:spacing w:before="60" w:after="60" w:line="264" w:lineRule="auto"/>
+            </w:pPr>
+            <w:r/>
+            <w:r>
+              <w:rPr>
+                <w:b w:val="0"/>
+                <w:i w:val="0"/>
+                <w:sz w:val="16"/>
+              </w:rPr>
+              <w:t>37 states audited off the drawn card, not the source</w:t>
+            </w:r>
+          </w:p>
+        </w:tc>
+      </w:tr>
+      <w:tr>
+        <w:tc>
+          <w:tcPr>
+            <w:tcW w:type="dxa" w:w="3888"/>
+          </w:tcPr>
+          <w:p>
+            <w:pPr>
+              <w:spacing w:before="60" w:after="60" w:line="264" w:lineRule="auto"/>
+            </w:pPr>
+            <w:r/>
+            <w:r>
+              <w:rPr>
+                <w:b w:val="0"/>
+                <w:i w:val="0"/>
+                <w:sz w:val="16"/>
+              </w:rPr>
+              <w:t>No public-facing V6 graphic identifies HCSC</w:t>
+            </w:r>
+          </w:p>
+        </w:tc>
+        <w:tc>
+          <w:tcPr>
+            <w:tcW w:type="dxa" w:w="720"/>
+          </w:tcPr>
+          <w:p>
+            <w:pPr>
+              <w:spacing w:before="60" w:after="60" w:line="264" w:lineRule="auto"/>
+            </w:pPr>
+            <w:r/>
+            <w:r>
+              <w:rPr>
+                <w:b w:val="0"/>
+                <w:i w:val="0"/>
+                <w:sz w:val="16"/>
+              </w:rPr>
+              <w:t>pass</w:t>
+            </w:r>
+          </w:p>
+        </w:tc>
+        <w:tc>
+          <w:tcPr>
+            <w:tcW w:type="dxa" w:w="5040"/>
+          </w:tcPr>
+          <w:p>
+            <w:pPr>
+              <w:spacing w:before="60" w:after="60" w:line="264" w:lineRule="auto"/>
+            </w:pPr>
+            <w:r/>
+            <w:r>
+              <w:rPr>
+                <w:b w:val="0"/>
+                <w:i w:val="0"/>
+                <w:sz w:val="16"/>
+              </w:rPr>
+              <w:t>absent from every drawn state and every filename</w:t>
+            </w:r>
+          </w:p>
+        </w:tc>
+      </w:tr>
+      <w:tr>
+        <w:tc>
+          <w:tcPr>
+            <w:tcW w:type="dxa" w:w="3888"/>
+          </w:tcPr>
+          <w:p>
+            <w:pPr>
+              <w:spacing w:before="60" w:after="60" w:line="264" w:lineRule="auto"/>
+            </w:pPr>
+            <w:r/>
+            <w:r>
+              <w:rPr>
+                <w:b w:val="0"/>
+                <w:i w:val="0"/>
+                <w:sz w:val="16"/>
+              </w:rPr>
+              <w:t>No public-facing V6 graphic identifies Health Care Service</w:t>
+            </w:r>
+          </w:p>
+        </w:tc>
+        <w:tc>
+          <w:tcPr>
+            <w:tcW w:type="dxa" w:w="720"/>
+          </w:tcPr>
+          <w:p>
+            <w:pPr>
+              <w:spacing w:before="60" w:after="60" w:line="264" w:lineRule="auto"/>
+            </w:pPr>
+            <w:r/>
+            <w:r>
+              <w:rPr>
+                <w:b w:val="0"/>
+                <w:i w:val="0"/>
+                <w:sz w:val="16"/>
+              </w:rPr>
+              <w:t>pass</w:t>
+            </w:r>
+          </w:p>
+        </w:tc>
+        <w:tc>
+          <w:tcPr>
+            <w:tcW w:type="dxa" w:w="5040"/>
+          </w:tcPr>
+          <w:p>
+            <w:pPr>
+              <w:spacing w:before="60" w:after="60" w:line="264" w:lineRule="auto"/>
+            </w:pPr>
+            <w:r/>
+            <w:r>
+              <w:rPr>
+                <w:b w:val="0"/>
+                <w:i w:val="0"/>
+                <w:sz w:val="16"/>
+              </w:rPr>
+              <w:t>absent from every drawn state and every filename</w:t>
+            </w:r>
+          </w:p>
+        </w:tc>
+      </w:tr>
+      <w:tr>
+        <w:tc>
+          <w:tcPr>
+            <w:tcW w:type="dxa" w:w="3888"/>
+          </w:tcPr>
+          <w:p>
+            <w:pPr>
+              <w:spacing w:before="60" w:after="60" w:line="264" w:lineRule="auto"/>
+            </w:pPr>
+            <w:r/>
+            <w:r>
+              <w:rPr>
+                <w:b w:val="0"/>
+                <w:i w:val="0"/>
+                <w:sz w:val="16"/>
+              </w:rPr>
+              <w:t>No public-facing V6 graphic identifies xAI</w:t>
+            </w:r>
+          </w:p>
+        </w:tc>
+        <w:tc>
+          <w:tcPr>
+            <w:tcW w:type="dxa" w:w="720"/>
+          </w:tcPr>
+          <w:p>
+            <w:pPr>
+              <w:spacing w:before="60" w:after="60" w:line="264" w:lineRule="auto"/>
+            </w:pPr>
+            <w:r/>
+            <w:r>
+              <w:rPr>
+                <w:b w:val="0"/>
+                <w:i w:val="0"/>
+                <w:sz w:val="16"/>
+              </w:rPr>
+              <w:t>pass</w:t>
+            </w:r>
+          </w:p>
+        </w:tc>
+        <w:tc>
+          <w:tcPr>
+            <w:tcW w:type="dxa" w:w="5040"/>
+          </w:tcPr>
+          <w:p>
+            <w:pPr>
+              <w:spacing w:before="60" w:after="60" w:line="264" w:lineRule="auto"/>
+            </w:pPr>
+            <w:r/>
+            <w:r>
+              <w:rPr>
+                <w:b w:val="0"/>
+                <w:i w:val="0"/>
+                <w:sz w:val="16"/>
+              </w:rPr>
+              <w:t>absent from every drawn state and every filename</w:t>
+            </w:r>
+          </w:p>
+        </w:tc>
+      </w:tr>
+      <w:tr>
+        <w:tc>
+          <w:tcPr>
+            <w:tcW w:type="dxa" w:w="3888"/>
+          </w:tcPr>
+          <w:p>
+            <w:pPr>
+              <w:spacing w:before="60" w:after="60" w:line="264" w:lineRule="auto"/>
+            </w:pPr>
+            <w:r/>
+            <w:r>
+              <w:rPr>
+                <w:b w:val="0"/>
+                <w:i w:val="0"/>
+                <w:sz w:val="16"/>
+              </w:rPr>
+              <w:t>No public-facing V6 graphic identifies Zeta Global</w:t>
+            </w:r>
+          </w:p>
+        </w:tc>
+        <w:tc>
+          <w:tcPr>
+            <w:tcW w:type="dxa" w:w="720"/>
+          </w:tcPr>
+          <w:p>
+            <w:pPr>
+              <w:spacing w:before="60" w:after="60" w:line="264" w:lineRule="auto"/>
+            </w:pPr>
+            <w:r/>
+            <w:r>
+              <w:rPr>
+                <w:b w:val="0"/>
+                <w:i w:val="0"/>
+                <w:sz w:val="16"/>
+              </w:rPr>
+              <w:t>pass</w:t>
+            </w:r>
+          </w:p>
+        </w:tc>
+        <w:tc>
+          <w:tcPr>
+            <w:tcW w:type="dxa" w:w="5040"/>
+          </w:tcPr>
+          <w:p>
+            <w:pPr>
+              <w:spacing w:before="60" w:after="60" w:line="264" w:lineRule="auto"/>
+            </w:pPr>
+            <w:r/>
+            <w:r>
+              <w:rPr>
+                <w:b w:val="0"/>
+                <w:i w:val="0"/>
+                <w:sz w:val="16"/>
+              </w:rPr>
+              <w:t>absent from every drawn state and every filename</w:t>
+            </w:r>
+          </w:p>
+        </w:tc>
+      </w:tr>
+      <w:tr>
+        <w:tc>
+          <w:tcPr>
+            <w:tcW w:type="dxa" w:w="3888"/>
+          </w:tcPr>
+          <w:p>
+            <w:pPr>
+              <w:spacing w:before="60" w:after="60" w:line="264" w:lineRule="auto"/>
+            </w:pPr>
+            <w:r/>
+            <w:r>
+              <w:rPr>
+                <w:b w:val="0"/>
+                <w:i w:val="0"/>
+                <w:sz w:val="16"/>
+              </w:rPr>
+              <w:t>No public-facing V6 graphic identifies Patriot Growth</w:t>
+            </w:r>
+          </w:p>
+        </w:tc>
+        <w:tc>
+          <w:tcPr>
+            <w:tcW w:type="dxa" w:w="720"/>
+          </w:tcPr>
+          <w:p>
+            <w:pPr>
+              <w:spacing w:before="60" w:after="60" w:line="264" w:lineRule="auto"/>
+            </w:pPr>
+            <w:r/>
+            <w:r>
+              <w:rPr>
+                <w:b w:val="0"/>
+                <w:i w:val="0"/>
+                <w:sz w:val="16"/>
+              </w:rPr>
+              <w:t>pass</w:t>
+            </w:r>
+          </w:p>
+        </w:tc>
+        <w:tc>
+          <w:tcPr>
+            <w:tcW w:type="dxa" w:w="5040"/>
+          </w:tcPr>
+          <w:p>
+            <w:pPr>
+              <w:spacing w:before="60" w:after="60" w:line="264" w:lineRule="auto"/>
+            </w:pPr>
+            <w:r/>
+            <w:r>
+              <w:rPr>
+                <w:b w:val="0"/>
+                <w:i w:val="0"/>
+                <w:sz w:val="16"/>
+              </w:rPr>
+              <w:t>absent from every drawn state and every filename</w:t>
+            </w:r>
+          </w:p>
+        </w:tc>
+      </w:tr>
+      <w:tr>
+        <w:tc>
+          <w:tcPr>
+            <w:tcW w:type="dxa" w:w="3888"/>
+          </w:tcPr>
+          <w:p>
+            <w:pPr>
+              <w:spacing w:before="60" w:after="60" w:line="264" w:lineRule="auto"/>
+            </w:pPr>
+            <w:r/>
+            <w:r>
+              <w:rPr>
+                <w:b w:val="0"/>
+                <w:i w:val="0"/>
+                <w:sz w:val="16"/>
+              </w:rPr>
+              <w:t>No public-facing V6 graphic identifies GiveDirectly</w:t>
+            </w:r>
+          </w:p>
+        </w:tc>
+        <w:tc>
+          <w:tcPr>
+            <w:tcW w:type="dxa" w:w="720"/>
+          </w:tcPr>
+          <w:p>
+            <w:pPr>
+              <w:spacing w:before="60" w:after="60" w:line="264" w:lineRule="auto"/>
+            </w:pPr>
+            <w:r/>
+            <w:r>
+              <w:rPr>
+                <w:b w:val="0"/>
+                <w:i w:val="0"/>
+                <w:sz w:val="16"/>
+              </w:rPr>
+              <w:t>pass</w:t>
+            </w:r>
+          </w:p>
+        </w:tc>
+        <w:tc>
+          <w:tcPr>
+            <w:tcW w:type="dxa" w:w="5040"/>
+          </w:tcPr>
+          <w:p>
+            <w:pPr>
+              <w:spacing w:before="60" w:after="60" w:line="264" w:lineRule="auto"/>
+            </w:pPr>
+            <w:r/>
+            <w:r>
+              <w:rPr>
+                <w:b w:val="0"/>
+                <w:i w:val="0"/>
+                <w:sz w:val="16"/>
+              </w:rPr>
+              <w:t>absent from every drawn state and every filename</w:t>
+            </w:r>
+          </w:p>
+        </w:tc>
+      </w:tr>
+      <w:tr>
+        <w:tc>
+          <w:tcPr>
+            <w:tcW w:type="dxa" w:w="3888"/>
+          </w:tcPr>
+          <w:p>
+            <w:pPr>
+              <w:spacing w:before="60" w:after="60" w:line="264" w:lineRule="auto"/>
+            </w:pPr>
+            <w:r/>
+            <w:r>
+              <w:rPr>
+                <w:b w:val="0"/>
+                <w:i w:val="0"/>
+                <w:sz w:val="16"/>
+              </w:rPr>
+              <w:t>No employer name remains in V6 spoken copy</w:t>
+            </w:r>
+          </w:p>
+        </w:tc>
+        <w:tc>
+          <w:tcPr>
+            <w:tcW w:type="dxa" w:w="720"/>
+          </w:tcPr>
+          <w:p>
+            <w:pPr>
+              <w:spacing w:before="60" w:after="60" w:line="264" w:lineRule="auto"/>
+            </w:pPr>
+            <w:r/>
+            <w:r>
+              <w:rPr>
+                <w:b w:val="0"/>
+                <w:i w:val="0"/>
+                <w:sz w:val="16"/>
+              </w:rPr>
+              <w:t>pass</w:t>
+            </w:r>
+          </w:p>
+        </w:tc>
+        <w:tc>
+          <w:tcPr>
+            <w:tcW w:type="dxa" w:w="5040"/>
+          </w:tcPr>
+          <w:p>
+            <w:pPr>
+              <w:spacing w:before="60" w:after="60" w:line="264" w:lineRule="auto"/>
+            </w:pPr>
+            <w:r/>
+            <w:r>
+              <w:rPr>
+                <w:b w:val="0"/>
+                <w:i w:val="0"/>
+                <w:sz w:val="16"/>
+              </w:rPr>
+              <w:t>clean</w:t>
+            </w:r>
+          </w:p>
+        </w:tc>
+      </w:tr>
+      <w:tr>
+        <w:tc>
+          <w:tcPr>
+            <w:tcW w:type="dxa" w:w="3888"/>
+          </w:tcPr>
+          <w:p>
+            <w:pPr>
+              <w:spacing w:before="60" w:after="60" w:line="264" w:lineRule="auto"/>
+            </w:pPr>
+            <w:r/>
+            <w:r>
+              <w:rPr>
+                <w:b w:val="0"/>
+                <w:i w:val="0"/>
+                <w:sz w:val="16"/>
+              </w:rPr>
+              <w:t>No employer URL appears anywhere public in V6</w:t>
+            </w:r>
+          </w:p>
+        </w:tc>
+        <w:tc>
+          <w:tcPr>
+            <w:tcW w:type="dxa" w:w="720"/>
+          </w:tcPr>
+          <w:p>
+            <w:pPr>
+              <w:spacing w:before="60" w:after="60" w:line="264" w:lineRule="auto"/>
+            </w:pPr>
+            <w:r/>
+            <w:r>
+              <w:rPr>
+                <w:b w:val="0"/>
+                <w:i w:val="0"/>
+                <w:sz w:val="16"/>
+              </w:rPr>
+              <w:t>pass</w:t>
+            </w:r>
+          </w:p>
+        </w:tc>
+        <w:tc>
+          <w:tcPr>
+            <w:tcW w:type="dxa" w:w="5040"/>
+          </w:tcPr>
+          <w:p>
+            <w:pPr>
+              <w:spacing w:before="60" w:after="60" w:line="264" w:lineRule="auto"/>
+            </w:pPr>
+            <w:r/>
+            <w:r>
+              <w:rPr>
+                <w:b w:val="0"/>
+                <w:i w:val="0"/>
+                <w:sz w:val="16"/>
+              </w:rPr>
+              <w:t>none</w:t>
+            </w:r>
+          </w:p>
+        </w:tc>
+      </w:tr>
+      <w:tr>
+        <w:tc>
+          <w:tcPr>
+            <w:tcW w:type="dxa" w:w="3888"/>
+          </w:tcPr>
+          <w:p>
+            <w:pPr>
+              <w:spacing w:before="60" w:after="60" w:line="264" w:lineRule="auto"/>
+            </w:pPr>
+            <w:r/>
+            <w:r>
+              <w:rPr>
+                <w:b w:val="0"/>
+                <w:i w:val="0"/>
+                <w:sz w:val="16"/>
+              </w:rPr>
+              <w:t>The internal evidence layer still names every employer</w:t>
+            </w:r>
+          </w:p>
+        </w:tc>
+        <w:tc>
+          <w:tcPr>
+            <w:tcW w:type="dxa" w:w="720"/>
+          </w:tcPr>
+          <w:p>
+            <w:pPr>
+              <w:spacing w:before="60" w:after="60" w:line="264" w:lineRule="auto"/>
+            </w:pPr>
+            <w:r/>
+            <w:r>
+              <w:rPr>
+                <w:b w:val="0"/>
+                <w:i w:val="0"/>
+                <w:sz w:val="16"/>
+              </w:rPr>
+              <w:t>pass</w:t>
+            </w:r>
+          </w:p>
+        </w:tc>
+        <w:tc>
+          <w:tcPr>
+            <w:tcW w:type="dxa" w:w="5040"/>
+          </w:tcPr>
+          <w:p>
+            <w:pPr>
+              <w:spacing w:before="60" w:after="60" w:line="264" w:lineRule="auto"/>
+            </w:pPr>
+            <w:r/>
+            <w:r>
+              <w:rPr>
+                <w:b w:val="0"/>
+                <w:i w:val="0"/>
+                <w:sz w:val="16"/>
+              </w:rPr>
+              <w:t>the evidence and provenance records keep the real identities</w:t>
+            </w:r>
+          </w:p>
+        </w:tc>
+      </w:tr>
+      <w:tr>
+        <w:tc>
+          <w:tcPr>
+            <w:tcW w:type="dxa" w:w="3888"/>
+          </w:tcPr>
+          <w:p>
+            <w:pPr>
+              <w:spacing w:before="60" w:after="60" w:line="264" w:lineRule="auto"/>
+            </w:pPr>
+            <w:r/>
+            <w:r>
+              <w:rPr>
+                <w:b w:val="0"/>
+                <w:i w:val="0"/>
+                <w:sz w:val="16"/>
+              </w:rPr>
+              <w:t>Posting titles, ranges and quoted language are unchanged</w:t>
+            </w:r>
+          </w:p>
+        </w:tc>
+        <w:tc>
+          <w:tcPr>
+            <w:tcW w:type="dxa" w:w="720"/>
+          </w:tcPr>
+          <w:p>
+            <w:pPr>
+              <w:spacing w:before="60" w:after="60" w:line="264" w:lineRule="auto"/>
+            </w:pPr>
+            <w:r/>
+            <w:r>
+              <w:rPr>
+                <w:b w:val="0"/>
+                <w:i w:val="0"/>
+                <w:sz w:val="16"/>
+              </w:rPr>
+              <w:t>pass</w:t>
+            </w:r>
+          </w:p>
+        </w:tc>
+        <w:tc>
+          <w:tcPr>
+            <w:tcW w:type="dxa" w:w="5040"/>
+          </w:tcPr>
+          <w:p>
+            <w:pPr>
+              <w:spacing w:before="60" w:after="60" w:line="264" w:lineRule="auto"/>
+            </w:pPr>
+            <w:r/>
+            <w:r>
+              <w:rPr>
+                <w:b w:val="0"/>
+                <w:i w:val="0"/>
+                <w:sz w:val="16"/>
+              </w:rPr>
+              <w:t>anonymizing the employer removed no evidence</w:t>
+            </w:r>
+          </w:p>
+        </w:tc>
+      </w:tr>
+      <w:tr>
+        <w:tc>
+          <w:tcPr>
+            <w:tcW w:type="dxa" w:w="3888"/>
+          </w:tcPr>
+          <w:p>
+            <w:pPr>
+              <w:spacing w:before="60" w:after="60" w:line="264" w:lineRule="auto"/>
+            </w:pPr>
+            <w:r/>
+            <w:r>
+              <w:rPr>
+                <w:b w:val="0"/>
+                <w:i w:val="0"/>
+                <w:sz w:val="16"/>
+              </w:rPr>
+              <w:t>Capture provenance is intact</w:t>
+            </w:r>
+          </w:p>
+        </w:tc>
+        <w:tc>
+          <w:tcPr>
+            <w:tcW w:type="dxa" w:w="720"/>
+          </w:tcPr>
+          <w:p>
+            <w:pPr>
+              <w:spacing w:before="60" w:after="60" w:line="264" w:lineRule="auto"/>
+            </w:pPr>
+            <w:r/>
+            <w:r>
+              <w:rPr>
+                <w:b w:val="0"/>
+                <w:i w:val="0"/>
+                <w:sz w:val="16"/>
+              </w:rPr>
+              <w:t>pass</w:t>
+            </w:r>
+          </w:p>
+        </w:tc>
+        <w:tc>
+          <w:tcPr>
+            <w:tcW w:type="dxa" w:w="5040"/>
+          </w:tcPr>
+          <w:p>
+            <w:pPr>
+              <w:spacing w:before="60" w:after="60" w:line="264" w:lineRule="auto"/>
+            </w:pPr>
+            <w:r/>
+            <w:r>
+              <w:rPr>
+                <w:b w:val="0"/>
+                <w:i w:val="0"/>
+                <w:sz w:val="16"/>
+              </w:rPr>
+              <w:t>every posting still carries its capture date</w:t>
+            </w:r>
+          </w:p>
+        </w:tc>
+      </w:tr>
+      <w:tr>
+        <w:tc>
+          <w:tcPr>
+            <w:tcW w:type="dxa" w:w="3888"/>
+          </w:tcPr>
+          <w:p>
+            <w:pPr>
+              <w:spacing w:before="60" w:after="60" w:line="264" w:lineRule="auto"/>
+            </w:pPr>
+            <w:r/>
+            <w:r>
+              <w:rPr>
+                <w:b w:val="0"/>
+                <w:i w:val="0"/>
+                <w:sz w:val="16"/>
+              </w:rPr>
+              <w:t>The 15-posting, 11-employer boundary is intact</w:t>
+            </w:r>
+          </w:p>
+        </w:tc>
+        <w:tc>
+          <w:tcPr>
+            <w:tcW w:type="dxa" w:w="720"/>
+          </w:tcPr>
+          <w:p>
+            <w:pPr>
+              <w:spacing w:before="60" w:after="60" w:line="264" w:lineRule="auto"/>
+            </w:pPr>
+            <w:r/>
+            <w:r>
+              <w:rPr>
+                <w:b w:val="0"/>
+                <w:i w:val="0"/>
+                <w:sz w:val="16"/>
+              </w:rPr>
+              <w:t>pass</w:t>
+            </w:r>
+          </w:p>
+        </w:tc>
+        <w:tc>
+          <w:tcPr>
+            <w:tcW w:type="dxa" w:w="5040"/>
+          </w:tcPr>
+          <w:p>
+            <w:pPr>
+              <w:spacing w:before="60" w:after="60" w:line="264" w:lineRule="auto"/>
+            </w:pPr>
+            <w:r/>
+            <w:r>
+              <w:rPr>
+                <w:b w:val="0"/>
+                <w:i w:val="0"/>
+                <w:sz w:val="16"/>
+              </w:rPr>
+              <w:t>denominator unchanged</w:t>
+            </w:r>
+          </w:p>
+        </w:tc>
+      </w:tr>
+      <w:tr>
+        <w:tc>
+          <w:tcPr>
+            <w:tcW w:type="dxa" w:w="3888"/>
+          </w:tcPr>
+          <w:p>
+            <w:pPr>
+              <w:spacing w:before="60" w:after="60" w:line="264" w:lineRule="auto"/>
+            </w:pPr>
+            <w:r/>
+            <w:r>
+              <w:rPr>
+                <w:b w:val="0"/>
+                <w:i w:val="0"/>
+                <w:sz w:val="16"/>
+              </w:rPr>
+              <w:t>The ceiling claim stays bounded to the sample</w:t>
+            </w:r>
+          </w:p>
+        </w:tc>
+        <w:tc>
+          <w:tcPr>
+            <w:tcW w:type="dxa" w:w="720"/>
+          </w:tcPr>
+          <w:p>
+            <w:pPr>
+              <w:spacing w:before="60" w:after="60" w:line="264" w:lineRule="auto"/>
+            </w:pPr>
+            <w:r/>
+            <w:r>
+              <w:rPr>
+                <w:b w:val="0"/>
+                <w:i w:val="0"/>
+                <w:sz w:val="16"/>
+              </w:rPr>
+              <w:t>pass</w:t>
+            </w:r>
+          </w:p>
+        </w:tc>
+        <w:tc>
+          <w:tcPr>
+            <w:tcW w:type="dxa" w:w="5040"/>
+          </w:tcPr>
+          <w:p>
+            <w:pPr>
+              <w:spacing w:before="60" w:after="60" w:line="264" w:lineRule="auto"/>
+            </w:pPr>
+            <w:r/>
+            <w:r>
+              <w:rPr>
+                <w:b w:val="0"/>
+                <w:i w:val="0"/>
+                <w:sz w:val="16"/>
+              </w:rPr>
+              <w:t>the highest range is the highest in this sample, not the market, even though the card now says AI Company</w:t>
             </w:r>
           </w:p>
         </w:tc>
@@ -10541,6 +11780,124 @@
           </w:p>
         </w:tc>
       </w:tr>
+      <w:tr>
+        <w:tc>
+          <w:tcPr>
+            <w:tcW w:type="dxa" w:w="3888"/>
+          </w:tcPr>
+          <w:p>
+            <w:pPr>
+              <w:spacing w:before="60" w:after="60" w:line="264" w:lineRule="auto"/>
+            </w:pPr>
+            <w:r/>
+            <w:r>
+              <w:rPr>
+                <w:b w:val="0"/>
+                <w:i w:val="0"/>
+                <w:sz w:val="16"/>
+              </w:rPr>
+              <w:t>Description is the approved revised copy, verbatim</w:t>
+            </w:r>
+          </w:p>
+        </w:tc>
+        <w:tc>
+          <w:tcPr>
+            <w:tcW w:type="dxa" w:w="720"/>
+          </w:tcPr>
+          <w:p>
+            <w:pPr>
+              <w:spacing w:before="60" w:after="60" w:line="264" w:lineRule="auto"/>
+            </w:pPr>
+            <w:r/>
+            <w:r>
+              <w:rPr>
+                <w:b w:val="0"/>
+                <w:i w:val="0"/>
+                <w:sz w:val="16"/>
+              </w:rPr>
+              <w:t>pass</w:t>
+            </w:r>
+          </w:p>
+        </w:tc>
+        <w:tc>
+          <w:tcPr>
+            <w:tcW w:type="dxa" w:w="5040"/>
+          </w:tcPr>
+          <w:p>
+            <w:pPr>
+              <w:spacing w:before="60" w:after="60" w:line="264" w:lineRule="auto"/>
+            </w:pPr>
+            <w:r/>
+            <w:r>
+              <w:rPr>
+                <w:b w:val="0"/>
+                <w:i w:val="0"/>
+                <w:sz w:val="16"/>
+              </w:rPr>
+              <w:t>16 approved lines, reproduced exactly, with the playlist placeholder left in place</w:t>
+            </w:r>
+          </w:p>
+        </w:tc>
+      </w:tr>
+      <w:tr>
+        <w:tc>
+          <w:tcPr>
+            <w:tcW w:type="dxa" w:w="3888"/>
+          </w:tcPr>
+          <w:p>
+            <w:pPr>
+              <w:spacing w:before="60" w:after="60" w:line="264" w:lineRule="auto"/>
+            </w:pPr>
+            <w:r/>
+            <w:r>
+              <w:rPr>
+                <w:b w:val="0"/>
+                <w:i w:val="0"/>
+                <w:sz w:val="16"/>
+              </w:rPr>
+              <w:t>One relevant resource at most, no stacking</w:t>
+            </w:r>
+          </w:p>
+        </w:tc>
+        <w:tc>
+          <w:tcPr>
+            <w:tcW w:type="dxa" w:w="720"/>
+          </w:tcPr>
+          <w:p>
+            <w:pPr>
+              <w:spacing w:before="60" w:after="60" w:line="264" w:lineRule="auto"/>
+            </w:pPr>
+            <w:r/>
+            <w:r>
+              <w:rPr>
+                <w:b w:val="0"/>
+                <w:i w:val="0"/>
+                <w:sz w:val="16"/>
+              </w:rPr>
+              <w:t>pass</w:t>
+            </w:r>
+          </w:p>
+        </w:tc>
+        <w:tc>
+          <w:tcPr>
+            <w:tcW w:type="dxa" w:w="5040"/>
+          </w:tcPr>
+          <w:p>
+            <w:pPr>
+              <w:spacing w:before="60" w:after="60" w:line="264" w:lineRule="auto"/>
+            </w:pPr>
+            <w:r/>
+            <w:r>
+              <w:rPr>
+                <w:b w:val="0"/>
+                <w:i w:val="0"/>
+                <w:sz w:val="16"/>
+              </w:rPr>
+              <w:t>Career Evidence Starter, and only that one</w:t>
+            </w:r>
+          </w:p>
+        </w:tc>
+      </w:tr>
     </w:tbl>
     <w:p>
       <w:pPr>
@@ -12947,6 +14304,124 @@
                 <w:sz w:val="16"/>
               </w:rPr>
               <w:t>2 authorized replacements, nothing else</w:t>
+            </w:r>
+          </w:p>
+        </w:tc>
+      </w:tr>
+      <w:tr>
+        <w:tc>
+          <w:tcPr>
+            <w:tcW w:type="dxa" w:w="3888"/>
+          </w:tcPr>
+          <w:p>
+            <w:pPr>
+              <w:spacing w:before="60" w:after="60" w:line="264" w:lineRule="auto"/>
+            </w:pPr>
+            <w:r/>
+            <w:r>
+              <w:rPr>
+                <w:b w:val="0"/>
+                <w:i w:val="0"/>
+                <w:sz w:val="16"/>
+              </w:rPr>
+              <w:t>Description is the approved revised copy, verbatim</w:t>
+            </w:r>
+          </w:p>
+        </w:tc>
+        <w:tc>
+          <w:tcPr>
+            <w:tcW w:type="dxa" w:w="720"/>
+          </w:tcPr>
+          <w:p>
+            <w:pPr>
+              <w:spacing w:before="60" w:after="60" w:line="264" w:lineRule="auto"/>
+            </w:pPr>
+            <w:r/>
+            <w:r>
+              <w:rPr>
+                <w:b w:val="0"/>
+                <w:i w:val="0"/>
+                <w:sz w:val="16"/>
+              </w:rPr>
+              <w:t>pass</w:t>
+            </w:r>
+          </w:p>
+        </w:tc>
+        <w:tc>
+          <w:tcPr>
+            <w:tcW w:type="dxa" w:w="5040"/>
+          </w:tcPr>
+          <w:p>
+            <w:pPr>
+              <w:spacing w:before="60" w:after="60" w:line="264" w:lineRule="auto"/>
+            </w:pPr>
+            <w:r/>
+            <w:r>
+              <w:rPr>
+                <w:b w:val="0"/>
+                <w:i w:val="0"/>
+                <w:sz w:val="16"/>
+              </w:rPr>
+              <w:t>17 approved lines, reproduced exactly, with the playlist placeholder left in place</w:t>
+            </w:r>
+          </w:p>
+        </w:tc>
+      </w:tr>
+      <w:tr>
+        <w:tc>
+          <w:tcPr>
+            <w:tcW w:type="dxa" w:w="3888"/>
+          </w:tcPr>
+          <w:p>
+            <w:pPr>
+              <w:spacing w:before="60" w:after="60" w:line="264" w:lineRule="auto"/>
+            </w:pPr>
+            <w:r/>
+            <w:r>
+              <w:rPr>
+                <w:b w:val="0"/>
+                <w:i w:val="0"/>
+                <w:sz w:val="16"/>
+              </w:rPr>
+              <w:t>One relevant resource at most, no stacking</w:t>
+            </w:r>
+          </w:p>
+        </w:tc>
+        <w:tc>
+          <w:tcPr>
+            <w:tcW w:type="dxa" w:w="720"/>
+          </w:tcPr>
+          <w:p>
+            <w:pPr>
+              <w:spacing w:before="60" w:after="60" w:line="264" w:lineRule="auto"/>
+            </w:pPr>
+            <w:r/>
+            <w:r>
+              <w:rPr>
+                <w:b w:val="0"/>
+                <w:i w:val="0"/>
+                <w:sz w:val="16"/>
+              </w:rPr>
+              <w:t>pass</w:t>
+            </w:r>
+          </w:p>
+        </w:tc>
+        <w:tc>
+          <w:tcPr>
+            <w:tcW w:type="dxa" w:w="5040"/>
+          </w:tcPr>
+          <w:p>
+            <w:pPr>
+              <w:spacing w:before="60" w:after="60" w:line="264" w:lineRule="auto"/>
+            </w:pPr>
+            <w:r/>
+            <w:r>
+              <w:rPr>
+                <w:b w:val="0"/>
+                <w:i w:val="0"/>
+                <w:sz w:val="16"/>
+              </w:rPr>
+              <w:t>Keep the Proof, and only that one</w:t>
             </w:r>
           </w:p>
         </w:tc>
@@ -15416,6 +16891,124 @@
                 <w:sz w:val="16"/>
               </w:rPr>
               <w:t>2 authorized replacements, nothing else</w:t>
+            </w:r>
+          </w:p>
+        </w:tc>
+      </w:tr>
+      <w:tr>
+        <w:tc>
+          <w:tcPr>
+            <w:tcW w:type="dxa" w:w="3888"/>
+          </w:tcPr>
+          <w:p>
+            <w:pPr>
+              <w:spacing w:before="60" w:after="60" w:line="264" w:lineRule="auto"/>
+            </w:pPr>
+            <w:r/>
+            <w:r>
+              <w:rPr>
+                <w:b w:val="0"/>
+                <w:i w:val="0"/>
+                <w:sz w:val="16"/>
+              </w:rPr>
+              <w:t>Description is the approved revised copy, verbatim</w:t>
+            </w:r>
+          </w:p>
+        </w:tc>
+        <w:tc>
+          <w:tcPr>
+            <w:tcW w:type="dxa" w:w="720"/>
+          </w:tcPr>
+          <w:p>
+            <w:pPr>
+              <w:spacing w:before="60" w:after="60" w:line="264" w:lineRule="auto"/>
+            </w:pPr>
+            <w:r/>
+            <w:r>
+              <w:rPr>
+                <w:b w:val="0"/>
+                <w:i w:val="0"/>
+                <w:sz w:val="16"/>
+              </w:rPr>
+              <w:t>pass</w:t>
+            </w:r>
+          </w:p>
+        </w:tc>
+        <w:tc>
+          <w:tcPr>
+            <w:tcW w:type="dxa" w:w="5040"/>
+          </w:tcPr>
+          <w:p>
+            <w:pPr>
+              <w:spacing w:before="60" w:after="60" w:line="264" w:lineRule="auto"/>
+            </w:pPr>
+            <w:r/>
+            <w:r>
+              <w:rPr>
+                <w:b w:val="0"/>
+                <w:i w:val="0"/>
+                <w:sz w:val="16"/>
+              </w:rPr>
+              <w:t>16 approved lines, reproduced exactly, with the playlist placeholder left in place</w:t>
+            </w:r>
+          </w:p>
+        </w:tc>
+      </w:tr>
+      <w:tr>
+        <w:tc>
+          <w:tcPr>
+            <w:tcW w:type="dxa" w:w="3888"/>
+          </w:tcPr>
+          <w:p>
+            <w:pPr>
+              <w:spacing w:before="60" w:after="60" w:line="264" w:lineRule="auto"/>
+            </w:pPr>
+            <w:r/>
+            <w:r>
+              <w:rPr>
+                <w:b w:val="0"/>
+                <w:i w:val="0"/>
+                <w:sz w:val="16"/>
+              </w:rPr>
+              <w:t>One relevant resource at most, no stacking</w:t>
+            </w:r>
+          </w:p>
+        </w:tc>
+        <w:tc>
+          <w:tcPr>
+            <w:tcW w:type="dxa" w:w="720"/>
+          </w:tcPr>
+          <w:p>
+            <w:pPr>
+              <w:spacing w:before="60" w:after="60" w:line="264" w:lineRule="auto"/>
+            </w:pPr>
+            <w:r/>
+            <w:r>
+              <w:rPr>
+                <w:b w:val="0"/>
+                <w:i w:val="0"/>
+                <w:sz w:val="16"/>
+              </w:rPr>
+              <w:t>pass</w:t>
+            </w:r>
+          </w:p>
+        </w:tc>
+        <w:tc>
+          <w:tcPr>
+            <w:tcW w:type="dxa" w:w="5040"/>
+          </w:tcPr>
+          <w:p>
+            <w:pPr>
+              <w:spacing w:before="60" w:after="60" w:line="264" w:lineRule="auto"/>
+            </w:pPr>
+            <w:r/>
+            <w:r>
+              <w:rPr>
+                <w:b w:val="0"/>
+                <w:i w:val="0"/>
+                <w:sz w:val="16"/>
+              </w:rPr>
+              <w:t>Career Decision Evidence Check, and only that one</w:t>
             </w:r>
           </w:p>
         </w:tc>
